--- a/ProgAlg/Laboratory/Lab_01/ЛР-1 Утяцкий Владислав Сергеевич Организация циклов.docx
+++ b/ProgAlg/Laboratory/Lab_01/ЛР-1 Утяцкий Владислав Сергеевич Организация циклов.docx
@@ -2907,7 +2907,7 @@
           <w:szCs w:val="28"/>
         </w:rPr>
         <w:lastRenderedPageBreak/>
-        <w:t>Б</w:t>
+        <w:t>Блок схема решения задач</w:t>
       </w:r>
       <w:r>
         <w:rPr>
@@ -2916,8 +2916,9 @@
           <w:bCs/>
           <w:sz w:val="28"/>
           <w:szCs w:val="28"/>
-        </w:rPr>
-        <w:t>лок схема решения задач</w:t>
+          <w:lang w:val="en-US"/>
+        </w:rPr>
+        <w:t>:</w:t>
       </w:r>
       <w:r>
         <w:rPr>
@@ -2926,10 +2927,22 @@
           <w:bCs/>
           <w:sz w:val="28"/>
           <w:szCs w:val="28"/>
-          <w:lang w:val="en-US"/>
-        </w:rPr>
-        <w:t>:</w:t>
-      </w:r>
+        </w:rPr>
+        <w:t xml:space="preserve"> </w:t>
+      </w:r>
+    </w:p>
+    <w:p>
+      <w:pPr>
+        <w:spacing w:line="240" w:lineRule="auto"/>
+        <w:jc w:val="center"/>
+        <w:rPr>
+          <w:rFonts w:ascii="Times New Roman" w:hAnsi="Times New Roman" w:cs="Times New Roman"/>
+          <w:b/>
+          <w:bCs/>
+          <w:sz w:val="28"/>
+          <w:szCs w:val="28"/>
+        </w:rPr>
+      </w:pPr>
       <w:r>
         <w:rPr>
           <w:rFonts w:ascii="Times New Roman" w:eastAsiaTheme="minorEastAsia" w:hAnsi="Times New Roman" w:cs="Times New Roman"/>
@@ -2938,50 +2951,27 @@
           <w:sz w:val="28"/>
           <w:szCs w:val="28"/>
         </w:rPr>
-        <w:t xml:space="preserve"> </w:t>
-      </w:r>
-    </w:p>
-    <w:p>
-      <w:pPr>
-        <w:spacing w:line="240" w:lineRule="auto"/>
-        <w:jc w:val="center"/>
+        <w:t xml:space="preserve">Решение </w:t>
+      </w:r>
+      <w:r>
         <w:rPr>
           <w:rFonts w:ascii="Times New Roman" w:hAnsi="Times New Roman" w:cs="Times New Roman"/>
           <w:b/>
           <w:bCs/>
           <w:sz w:val="28"/>
           <w:szCs w:val="28"/>
-        </w:rPr>
-      </w:pPr>
-      <w:r>
-        <w:rPr>
-          <w:rFonts w:ascii="Times New Roman" w:eastAsiaTheme="minorEastAsia" w:hAnsi="Times New Roman" w:cs="Times New Roman"/>
+          <w:lang w:val="en-US"/>
+        </w:rPr>
+        <w:t>I</w:t>
+      </w:r>
+      <w:r>
+        <w:rPr>
+          <w:rFonts w:ascii="Times New Roman" w:hAnsi="Times New Roman" w:cs="Times New Roman"/>
           <w:b/>
           <w:bCs/>
           <w:sz w:val="28"/>
           <w:szCs w:val="28"/>
         </w:rPr>
-        <w:t xml:space="preserve">Решение </w:t>
-      </w:r>
-      <w:r>
-        <w:rPr>
-          <w:rFonts w:ascii="Times New Roman" w:hAnsi="Times New Roman" w:cs="Times New Roman"/>
-          <w:b/>
-          <w:bCs/>
-          <w:sz w:val="28"/>
-          <w:szCs w:val="28"/>
-          <w:lang w:val="en-US"/>
-        </w:rPr>
-        <w:t>I</w:t>
-      </w:r>
-      <w:r>
-        <w:rPr>
-          <w:rFonts w:ascii="Times New Roman" w:hAnsi="Times New Roman" w:cs="Times New Roman"/>
-          <w:b/>
-          <w:bCs/>
-          <w:sz w:val="28"/>
-          <w:szCs w:val="28"/>
-        </w:rPr>
         <w:t xml:space="preserve"> уровня сложности:</w:t>
       </w:r>
     </w:p>
@@ -2992,7 +2982,6 @@
           <w:rFonts w:ascii="Times New Roman" w:hAnsi="Times New Roman" w:cs="Times New Roman"/>
           <w:sz w:val="28"/>
           <w:szCs w:val="28"/>
-          <w:lang w:val="en-US"/>
         </w:rPr>
       </w:pPr>
       <w:r>
@@ -3049,31 +3038,37 @@
         <w:tab/>
         <w:t xml:space="preserve"> </w:t>
       </w:r>
-      <w:r>
-        <w:rPr>
-          <w:rFonts w:ascii="Times New Roman" w:hAnsi="Times New Roman" w:cs="Times New Roman"/>
-          <w:sz w:val="28"/>
-          <w:szCs w:val="28"/>
-        </w:rPr>
-        <w:t>Решение 5 задачи</w:t>
-      </w:r>
-      <w:r>
-        <w:rPr>
-          <w:rFonts w:ascii="Times New Roman" w:hAnsi="Times New Roman" w:cs="Times New Roman"/>
-          <w:sz w:val="28"/>
-          <w:szCs w:val="28"/>
-        </w:rPr>
-        <w:t>:</w:t>
-      </w:r>
-      <w:r>
+    </w:p>
+    <w:p>
+      <w:pPr>
+        <w:spacing w:line="240" w:lineRule="auto"/>
         <w:rPr>
           <w:noProof/>
         </w:rPr>
+      </w:pPr>
+      <w:r>
+        <w:rPr>
+          <w:noProof/>
+        </w:rPr>
+        <w:t xml:space="preserve"> </w:t>
+      </w:r>
+    </w:p>
+    <w:p>
+      <w:pPr>
+        <w:spacing w:line="240" w:lineRule="auto"/>
+        <w:rPr>
+          <w:noProof/>
+        </w:rPr>
+      </w:pPr>
+      <w:r>
+        <w:rPr>
+          <w:noProof/>
+        </w:rPr>
         <w:drawing>
-          <wp:inline distT="0" distB="0" distL="0" distR="0" wp14:anchorId="5A72FB39" wp14:editId="3206BA21">
-            <wp:extent cx="2199190" cy="3179426"/>
-            <wp:effectExtent l="0" t="0" r="0" b="2540"/>
-            <wp:docPr id="1276853734" name="Рисунок 2"/>
+          <wp:inline distT="0" distB="0" distL="0" distR="0" wp14:anchorId="1D7210FA" wp14:editId="7A60EB2E">
+            <wp:extent cx="5588000" cy="6680537"/>
+            <wp:effectExtent l="0" t="0" r="0" b="0"/>
+            <wp:docPr id="1879902447" name="Рисунок 1"/>
             <wp:cNvGraphicFramePr>
               <a:graphicFrameLocks xmlns:a="http://schemas.openxmlformats.org/drawingml/2006/main" noChangeAspect="1"/>
             </wp:cNvGraphicFramePr>
@@ -3081,20 +3076,18 @@
               <a:graphicData uri="http://schemas.openxmlformats.org/drawingml/2006/picture">
                 <pic:pic xmlns:pic="http://schemas.openxmlformats.org/drawingml/2006/picture">
                   <pic:nvPicPr>
-                    <pic:cNvPr id="0" name="Picture 6"/>
-                    <pic:cNvPicPr>
-                      <a:picLocks noChangeAspect="1" noChangeArrowheads="1"/>
-                    </pic:cNvPicPr>
+                    <pic:cNvPr id="1879902447" name=""/>
+                    <pic:cNvPicPr/>
                   </pic:nvPicPr>
                   <pic:blipFill rotWithShape="1">
-                    <a:blip r:embed="rId5" cstate="print">
+                    <a:blip r:embed="rId5">
                       <a:extLst>
-                        <a:ext uri="{28A0092B-C50C-407E-A947-70E740481C1C}">
-                          <a14:useLocalDpi xmlns:a14="http://schemas.microsoft.com/office/drawing/2010/main" val="0"/>
+                        <a:ext uri="{96DAC541-7B7A-43D3-8B79-37D633B846F1}">
+                          <asvg:svgBlip xmlns:asvg="http://schemas.microsoft.com/office/drawing/2016/SVG/main" r:embed="rId6"/>
                         </a:ext>
                       </a:extLst>
                     </a:blip>
-                    <a:srcRect l="14157" t="3748" r="4311" b="20820"/>
+                    <a:srcRect t="5062" b="22168"/>
                     <a:stretch>
                       <a:fillRect/>
                     </a:stretch>
@@ -3102,7 +3095,910 @@
                   <pic:spPr bwMode="auto">
                     <a:xfrm>
                       <a:off x="0" y="0"/>
-                      <a:ext cx="2222004" cy="3212408"/>
+                      <a:ext cx="5600153" cy="6695066"/>
+                    </a:xfrm>
+                    <a:prstGeom prst="rect">
+                      <a:avLst/>
+                    </a:prstGeom>
+                    <a:ln>
+                      <a:noFill/>
+                    </a:ln>
+                    <a:extLst>
+                      <a:ext uri="{53640926-AAD7-44D8-BBD7-CCE9431645EC}">
+                        <a14:shadowObscured xmlns:a14="http://schemas.microsoft.com/office/drawing/2010/main"/>
+                      </a:ext>
+                    </a:extLst>
+                  </pic:spPr>
+                </pic:pic>
+              </a:graphicData>
+            </a:graphic>
+          </wp:inline>
+        </w:drawing>
+      </w:r>
+      <w:r>
+        <w:rPr>
+          <w:noProof/>
+        </w:rPr>
+        <w:tab/>
+      </w:r>
+      <w:r>
+        <w:rPr>
+          <w:noProof/>
+        </w:rPr>
+        <w:tab/>
+      </w:r>
+      <w:r>
+        <w:rPr>
+          <w:noProof/>
+        </w:rPr>
+        <w:tab/>
+      </w:r>
+      <w:r>
+        <w:rPr>
+          <w:noProof/>
+        </w:rPr>
+        <w:tab/>
+      </w:r>
+    </w:p>
+    <w:p>
+      <w:pPr>
+        <w:spacing w:line="240" w:lineRule="auto"/>
+        <w:rPr>
+          <w:noProof/>
+        </w:rPr>
+      </w:pPr>
+    </w:p>
+    <w:p>
+      <w:pPr>
+        <w:spacing w:line="240" w:lineRule="auto"/>
+        <w:rPr>
+          <w:noProof/>
+        </w:rPr>
+      </w:pPr>
+    </w:p>
+    <w:p>
+      <w:pPr>
+        <w:spacing w:line="240" w:lineRule="auto"/>
+        <w:rPr>
+          <w:noProof/>
+        </w:rPr>
+      </w:pPr>
+    </w:p>
+    <w:p>
+      <w:pPr>
+        <w:spacing w:line="240" w:lineRule="auto"/>
+        <w:rPr>
+          <w:noProof/>
+        </w:rPr>
+      </w:pPr>
+    </w:p>
+    <w:p>
+      <w:pPr>
+        <w:spacing w:line="240" w:lineRule="auto"/>
+        <w:rPr>
+          <w:noProof/>
+        </w:rPr>
+      </w:pPr>
+      <w:r>
+        <w:rPr>
+          <w:rFonts w:ascii="Times New Roman" w:hAnsi="Times New Roman" w:cs="Times New Roman"/>
+          <w:sz w:val="28"/>
+          <w:szCs w:val="28"/>
+        </w:rPr>
+        <w:lastRenderedPageBreak/>
+        <w:t>Решение 5 задачи</w:t>
+      </w:r>
+      <w:r>
+        <w:rPr>
+          <w:rFonts w:ascii="Times New Roman" w:hAnsi="Times New Roman" w:cs="Times New Roman"/>
+          <w:sz w:val="28"/>
+          <w:szCs w:val="28"/>
+        </w:rPr>
+        <w:t>:</w:t>
+      </w:r>
+    </w:p>
+    <w:p>
+      <w:pPr>
+        <w:spacing w:line="240" w:lineRule="auto"/>
+        <w:rPr>
+          <w:noProof/>
+        </w:rPr>
+      </w:pPr>
+    </w:p>
+    <w:p>
+      <w:pPr>
+        <w:spacing w:line="240" w:lineRule="auto"/>
+        <w:rPr>
+          <w:rFonts w:ascii="Times New Roman" w:hAnsi="Times New Roman" w:cs="Times New Roman"/>
+          <w:sz w:val="28"/>
+          <w:szCs w:val="28"/>
+        </w:rPr>
+      </w:pPr>
+      <w:r>
+        <w:rPr>
+          <w:noProof/>
+        </w:rPr>
+        <w:drawing>
+          <wp:inline distT="0" distB="0" distL="0" distR="0" wp14:anchorId="26A29D2A" wp14:editId="03C553A0">
+            <wp:extent cx="5862740" cy="7143750"/>
+            <wp:effectExtent l="0" t="0" r="0" b="0"/>
+            <wp:docPr id="293101274" name="Рисунок 1"/>
+            <wp:cNvGraphicFramePr>
+              <a:graphicFrameLocks xmlns:a="http://schemas.openxmlformats.org/drawingml/2006/main" noChangeAspect="1"/>
+            </wp:cNvGraphicFramePr>
+            <a:graphic xmlns:a="http://schemas.openxmlformats.org/drawingml/2006/main">
+              <a:graphicData uri="http://schemas.openxmlformats.org/drawingml/2006/picture">
+                <pic:pic xmlns:pic="http://schemas.openxmlformats.org/drawingml/2006/picture">
+                  <pic:nvPicPr>
+                    <pic:cNvPr id="293101274" name=""/>
+                    <pic:cNvPicPr/>
+                  </pic:nvPicPr>
+                  <pic:blipFill rotWithShape="1">
+                    <a:blip r:embed="rId7">
+                      <a:extLst>
+                        <a:ext uri="{96DAC541-7B7A-43D3-8B79-37D633B846F1}">
+                          <asvg:svgBlip xmlns:asvg="http://schemas.microsoft.com/office/drawing/2016/SVG/main" r:embed="rId8"/>
+                        </a:ext>
+                      </a:extLst>
+                    </a:blip>
+                    <a:srcRect t="3776" b="26593"/>
+                    <a:stretch>
+                      <a:fillRect/>
+                    </a:stretch>
+                  </pic:blipFill>
+                  <pic:spPr bwMode="auto">
+                    <a:xfrm>
+                      <a:off x="0" y="0"/>
+                      <a:ext cx="5876528" cy="7160551"/>
+                    </a:xfrm>
+                    <a:prstGeom prst="rect">
+                      <a:avLst/>
+                    </a:prstGeom>
+                    <a:ln>
+                      <a:noFill/>
+                    </a:ln>
+                    <a:extLst>
+                      <a:ext uri="{53640926-AAD7-44D8-BBD7-CCE9431645EC}">
+                        <a14:shadowObscured xmlns:a14="http://schemas.microsoft.com/office/drawing/2010/main"/>
+                      </a:ext>
+                    </a:extLst>
+                  </pic:spPr>
+                </pic:pic>
+              </a:graphicData>
+            </a:graphic>
+          </wp:inline>
+        </w:drawing>
+      </w:r>
+    </w:p>
+    <w:p>
+      <w:pPr>
+        <w:spacing w:line="240" w:lineRule="auto"/>
+        <w:rPr>
+          <w:rFonts w:ascii="Times New Roman" w:hAnsi="Times New Roman" w:cs="Times New Roman"/>
+          <w:sz w:val="28"/>
+          <w:szCs w:val="28"/>
+        </w:rPr>
+      </w:pPr>
+      <w:r>
+        <w:rPr>
+          <w:rFonts w:ascii="Times New Roman" w:hAnsi="Times New Roman" w:cs="Times New Roman"/>
+          <w:sz w:val="28"/>
+          <w:szCs w:val="28"/>
+        </w:rPr>
+        <w:tab/>
+      </w:r>
+      <w:r>
+        <w:rPr>
+          <w:rFonts w:ascii="Times New Roman" w:hAnsi="Times New Roman" w:cs="Times New Roman"/>
+          <w:sz w:val="28"/>
+          <w:szCs w:val="28"/>
+        </w:rPr>
+        <w:tab/>
+      </w:r>
+    </w:p>
+    <w:p>
+      <w:pPr>
+        <w:spacing w:line="240" w:lineRule="auto"/>
+        <w:rPr>
+          <w:rFonts w:ascii="Times New Roman" w:hAnsi="Times New Roman" w:cs="Times New Roman"/>
+          <w:sz w:val="28"/>
+          <w:szCs w:val="28"/>
+        </w:rPr>
+      </w:pPr>
+    </w:p>
+    <w:p>
+      <w:pPr>
+        <w:spacing w:line="240" w:lineRule="auto"/>
+        <w:rPr>
+          <w:rFonts w:ascii="Times New Roman" w:hAnsi="Times New Roman" w:cs="Times New Roman"/>
+          <w:sz w:val="28"/>
+          <w:szCs w:val="28"/>
+        </w:rPr>
+      </w:pPr>
+    </w:p>
+    <w:p>
+      <w:pPr>
+        <w:spacing w:line="240" w:lineRule="auto"/>
+        <w:rPr>
+          <w:rFonts w:ascii="Times New Roman" w:hAnsi="Times New Roman" w:cs="Times New Roman"/>
+          <w:sz w:val="28"/>
+          <w:szCs w:val="28"/>
+        </w:rPr>
+      </w:pPr>
+    </w:p>
+    <w:p>
+      <w:pPr>
+        <w:spacing w:line="240" w:lineRule="auto"/>
+        <w:rPr>
+          <w:rFonts w:ascii="Times New Roman" w:hAnsi="Times New Roman" w:cs="Times New Roman"/>
+          <w:sz w:val="28"/>
+          <w:szCs w:val="28"/>
+        </w:rPr>
+      </w:pPr>
+      <w:r>
+        <w:rPr>
+          <w:rFonts w:ascii="Times New Roman" w:hAnsi="Times New Roman" w:cs="Times New Roman"/>
+          <w:sz w:val="28"/>
+          <w:szCs w:val="28"/>
+        </w:rPr>
+        <w:lastRenderedPageBreak/>
+        <w:t>Решение 6 задачи</w:t>
+      </w:r>
+      <w:r>
+        <w:rPr>
+          <w:rFonts w:ascii="Times New Roman" w:hAnsi="Times New Roman" w:cs="Times New Roman"/>
+          <w:sz w:val="28"/>
+          <w:szCs w:val="28"/>
+        </w:rPr>
+        <w:t>:</w:t>
+      </w:r>
+      <w:r>
+        <w:rPr>
+          <w:rFonts w:ascii="Times New Roman" w:hAnsi="Times New Roman" w:cs="Times New Roman"/>
+          <w:sz w:val="28"/>
+          <w:szCs w:val="28"/>
+        </w:rPr>
+        <w:tab/>
+      </w:r>
+      <w:r>
+        <w:rPr>
+          <w:rFonts w:ascii="Times New Roman" w:hAnsi="Times New Roman" w:cs="Times New Roman"/>
+          <w:sz w:val="28"/>
+          <w:szCs w:val="28"/>
+        </w:rPr>
+        <w:tab/>
+      </w:r>
+      <w:r>
+        <w:rPr>
+          <w:rFonts w:ascii="Times New Roman" w:hAnsi="Times New Roman" w:cs="Times New Roman"/>
+          <w:sz w:val="28"/>
+          <w:szCs w:val="28"/>
+        </w:rPr>
+        <w:tab/>
+      </w:r>
+      <w:r>
+        <w:rPr>
+          <w:rFonts w:ascii="Times New Roman" w:hAnsi="Times New Roman" w:cs="Times New Roman"/>
+          <w:sz w:val="28"/>
+          <w:szCs w:val="28"/>
+        </w:rPr>
+        <w:tab/>
+      </w:r>
+      <w:r>
+        <w:rPr>
+          <w:rFonts w:ascii="Times New Roman" w:hAnsi="Times New Roman" w:cs="Times New Roman"/>
+          <w:sz w:val="28"/>
+          <w:szCs w:val="28"/>
+        </w:rPr>
+        <w:tab/>
+      </w:r>
+    </w:p>
+    <w:p>
+      <w:pPr>
+        <w:spacing w:line="240" w:lineRule="auto"/>
+        <w:rPr>
+          <w:noProof/>
+        </w:rPr>
+      </w:pPr>
+    </w:p>
+    <w:p>
+      <w:pPr>
+        <w:spacing w:line="240" w:lineRule="auto"/>
+        <w:rPr>
+          <w:noProof/>
+        </w:rPr>
+      </w:pPr>
+      <w:r>
+        <w:rPr>
+          <w:noProof/>
+        </w:rPr>
+        <w:drawing>
+          <wp:inline distT="0" distB="0" distL="0" distR="0" wp14:anchorId="62E9BA3D" wp14:editId="7FC5BD70">
+            <wp:extent cx="5890771" cy="5441950"/>
+            <wp:effectExtent l="0" t="0" r="0" b="0"/>
+            <wp:docPr id="296371253" name="Рисунок 1"/>
+            <wp:cNvGraphicFramePr>
+              <a:graphicFrameLocks xmlns:a="http://schemas.openxmlformats.org/drawingml/2006/main" noChangeAspect="1"/>
+            </wp:cNvGraphicFramePr>
+            <a:graphic xmlns:a="http://schemas.openxmlformats.org/drawingml/2006/main">
+              <a:graphicData uri="http://schemas.openxmlformats.org/drawingml/2006/picture">
+                <pic:pic xmlns:pic="http://schemas.openxmlformats.org/drawingml/2006/picture">
+                  <pic:nvPicPr>
+                    <pic:cNvPr id="296371253" name=""/>
+                    <pic:cNvPicPr/>
+                  </pic:nvPicPr>
+                  <pic:blipFill rotWithShape="1">
+                    <a:blip r:embed="rId9">
+                      <a:extLst>
+                        <a:ext uri="{96DAC541-7B7A-43D3-8B79-37D633B846F1}">
+                          <asvg:svgBlip xmlns:asvg="http://schemas.microsoft.com/office/drawing/2016/SVG/main" r:embed="rId10"/>
+                        </a:ext>
+                      </a:extLst>
+                    </a:blip>
+                    <a:srcRect t="4762" b="33651"/>
+                    <a:stretch>
+                      <a:fillRect/>
+                    </a:stretch>
+                  </pic:blipFill>
+                  <pic:spPr bwMode="auto">
+                    <a:xfrm>
+                      <a:off x="0" y="0"/>
+                      <a:ext cx="5896688" cy="5447416"/>
+                    </a:xfrm>
+                    <a:prstGeom prst="rect">
+                      <a:avLst/>
+                    </a:prstGeom>
+                    <a:ln>
+                      <a:noFill/>
+                    </a:ln>
+                    <a:extLst>
+                      <a:ext uri="{53640926-AAD7-44D8-BBD7-CCE9431645EC}">
+                        <a14:shadowObscured xmlns:a14="http://schemas.microsoft.com/office/drawing/2010/main"/>
+                      </a:ext>
+                    </a:extLst>
+                  </pic:spPr>
+                </pic:pic>
+              </a:graphicData>
+            </a:graphic>
+          </wp:inline>
+        </w:drawing>
+      </w:r>
+    </w:p>
+    <w:p>
+      <w:pPr>
+        <w:spacing w:line="240" w:lineRule="auto"/>
+        <w:rPr>
+          <w:rFonts w:ascii="Times New Roman" w:hAnsi="Times New Roman" w:cs="Times New Roman"/>
+          <w:sz w:val="28"/>
+          <w:szCs w:val="28"/>
+        </w:rPr>
+      </w:pPr>
+    </w:p>
+    <w:p>
+      <w:pPr>
+        <w:spacing w:line="240" w:lineRule="auto"/>
+        <w:rPr>
+          <w:rFonts w:ascii="Times New Roman" w:hAnsi="Times New Roman" w:cs="Times New Roman"/>
+          <w:sz w:val="28"/>
+          <w:szCs w:val="28"/>
+        </w:rPr>
+      </w:pPr>
+    </w:p>
+    <w:p>
+      <w:pPr>
+        <w:spacing w:line="240" w:lineRule="auto"/>
+        <w:rPr>
+          <w:rFonts w:ascii="Times New Roman" w:hAnsi="Times New Roman" w:cs="Times New Roman"/>
+          <w:sz w:val="28"/>
+          <w:szCs w:val="28"/>
+        </w:rPr>
+      </w:pPr>
+    </w:p>
+    <w:p>
+      <w:pPr>
+        <w:spacing w:line="240" w:lineRule="auto"/>
+        <w:rPr>
+          <w:rFonts w:ascii="Times New Roman" w:hAnsi="Times New Roman" w:cs="Times New Roman"/>
+          <w:sz w:val="28"/>
+          <w:szCs w:val="28"/>
+        </w:rPr>
+      </w:pPr>
+    </w:p>
+    <w:p>
+      <w:pPr>
+        <w:spacing w:line="240" w:lineRule="auto"/>
+        <w:rPr>
+          <w:rFonts w:ascii="Times New Roman" w:hAnsi="Times New Roman" w:cs="Times New Roman"/>
+          <w:sz w:val="28"/>
+          <w:szCs w:val="28"/>
+        </w:rPr>
+      </w:pPr>
+    </w:p>
+    <w:p>
+      <w:pPr>
+        <w:spacing w:line="240" w:lineRule="auto"/>
+        <w:rPr>
+          <w:rFonts w:ascii="Times New Roman" w:hAnsi="Times New Roman" w:cs="Times New Roman"/>
+          <w:sz w:val="28"/>
+          <w:szCs w:val="28"/>
+        </w:rPr>
+      </w:pPr>
+    </w:p>
+    <w:p>
+      <w:pPr>
+        <w:spacing w:line="240" w:lineRule="auto"/>
+        <w:rPr>
+          <w:rFonts w:ascii="Times New Roman" w:hAnsi="Times New Roman" w:cs="Times New Roman"/>
+          <w:sz w:val="28"/>
+          <w:szCs w:val="28"/>
+        </w:rPr>
+      </w:pPr>
+    </w:p>
+    <w:p>
+      <w:pPr>
+        <w:spacing w:line="240" w:lineRule="auto"/>
+        <w:rPr>
+          <w:rFonts w:ascii="Times New Roman" w:hAnsi="Times New Roman" w:cs="Times New Roman"/>
+          <w:sz w:val="28"/>
+          <w:szCs w:val="28"/>
+        </w:rPr>
+      </w:pPr>
+    </w:p>
+    <w:p>
+      <w:pPr>
+        <w:spacing w:line="240" w:lineRule="auto"/>
+        <w:rPr>
+          <w:rFonts w:ascii="Times New Roman" w:hAnsi="Times New Roman" w:cs="Times New Roman"/>
+          <w:sz w:val="28"/>
+          <w:szCs w:val="28"/>
+        </w:rPr>
+      </w:pPr>
+    </w:p>
+    <w:p>
+      <w:pPr>
+        <w:spacing w:line="240" w:lineRule="auto"/>
+        <w:rPr>
+          <w:rFonts w:ascii="Times New Roman" w:hAnsi="Times New Roman" w:cs="Times New Roman"/>
+          <w:sz w:val="28"/>
+          <w:szCs w:val="28"/>
+        </w:rPr>
+      </w:pPr>
+    </w:p>
+    <w:p>
+      <w:pPr>
+        <w:spacing w:line="240" w:lineRule="auto"/>
+        <w:rPr>
+          <w:rFonts w:ascii="Times New Roman" w:hAnsi="Times New Roman" w:cs="Times New Roman"/>
+          <w:sz w:val="28"/>
+          <w:szCs w:val="28"/>
+        </w:rPr>
+      </w:pPr>
+      <w:r>
+        <w:rPr>
+          <w:rFonts w:ascii="Times New Roman" w:hAnsi="Times New Roman" w:cs="Times New Roman"/>
+          <w:sz w:val="28"/>
+          <w:szCs w:val="28"/>
+        </w:rPr>
+        <w:lastRenderedPageBreak/>
+        <w:t>Решение 7 задачи</w:t>
+      </w:r>
+      <w:r>
+        <w:rPr>
+          <w:rFonts w:ascii="Times New Roman" w:hAnsi="Times New Roman" w:cs="Times New Roman"/>
+          <w:sz w:val="28"/>
+          <w:szCs w:val="28"/>
+        </w:rPr>
+        <w:t>:</w:t>
+      </w:r>
+    </w:p>
+    <w:p>
+      <w:pPr>
+        <w:spacing w:line="240" w:lineRule="auto"/>
+        <w:rPr>
+          <w:noProof/>
+        </w:rPr>
+      </w:pPr>
+    </w:p>
+    <w:p>
+      <w:pPr>
+        <w:spacing w:line="240" w:lineRule="auto"/>
+        <w:rPr>
+          <w:noProof/>
+        </w:rPr>
+      </w:pPr>
+    </w:p>
+    <w:p>
+      <w:pPr>
+        <w:spacing w:line="240" w:lineRule="auto"/>
+        <w:rPr>
+          <w:noProof/>
+        </w:rPr>
+      </w:pPr>
+      <w:r>
+        <w:rPr>
+          <w:noProof/>
+        </w:rPr>
+        <w:drawing>
+          <wp:inline distT="0" distB="0" distL="0" distR="0" wp14:anchorId="3D037314" wp14:editId="73C2F682">
+            <wp:extent cx="5877447" cy="6356350"/>
+            <wp:effectExtent l="0" t="0" r="0" b="0"/>
+            <wp:docPr id="142893602" name="Рисунок 1"/>
+            <wp:cNvGraphicFramePr>
+              <a:graphicFrameLocks xmlns:a="http://schemas.openxmlformats.org/drawingml/2006/main" noChangeAspect="1"/>
+            </wp:cNvGraphicFramePr>
+            <a:graphic xmlns:a="http://schemas.openxmlformats.org/drawingml/2006/main">
+              <a:graphicData uri="http://schemas.openxmlformats.org/drawingml/2006/picture">
+                <pic:pic xmlns:pic="http://schemas.openxmlformats.org/drawingml/2006/picture">
+                  <pic:nvPicPr>
+                    <pic:cNvPr id="142893602" name=""/>
+                    <pic:cNvPicPr/>
+                  </pic:nvPicPr>
+                  <pic:blipFill rotWithShape="1">
+                    <a:blip r:embed="rId11">
+                      <a:extLst>
+                        <a:ext uri="{96DAC541-7B7A-43D3-8B79-37D633B846F1}">
+                          <asvg:svgBlip xmlns:asvg="http://schemas.microsoft.com/office/drawing/2016/SVG/main" r:embed="rId12"/>
+                        </a:ext>
+                      </a:extLst>
+                    </a:blip>
+                    <a:srcRect t="4496" b="27597"/>
+                    <a:stretch>
+                      <a:fillRect/>
+                    </a:stretch>
+                  </pic:blipFill>
+                  <pic:spPr bwMode="auto">
+                    <a:xfrm>
+                      <a:off x="0" y="0"/>
+                      <a:ext cx="5881209" cy="6360419"/>
+                    </a:xfrm>
+                    <a:prstGeom prst="rect">
+                      <a:avLst/>
+                    </a:prstGeom>
+                    <a:ln>
+                      <a:noFill/>
+                    </a:ln>
+                    <a:extLst>
+                      <a:ext uri="{53640926-AAD7-44D8-BBD7-CCE9431645EC}">
+                        <a14:shadowObscured xmlns:a14="http://schemas.microsoft.com/office/drawing/2010/main"/>
+                      </a:ext>
+                    </a:extLst>
+                  </pic:spPr>
+                </pic:pic>
+              </a:graphicData>
+            </a:graphic>
+          </wp:inline>
+        </w:drawing>
+      </w:r>
+    </w:p>
+    <w:p>
+      <w:pPr>
+        <w:spacing w:line="240" w:lineRule="auto"/>
+        <w:rPr>
+          <w:rFonts w:ascii="Times New Roman" w:hAnsi="Times New Roman" w:cs="Times New Roman"/>
+          <w:sz w:val="28"/>
+          <w:szCs w:val="28"/>
+        </w:rPr>
+      </w:pPr>
+    </w:p>
+    <w:p>
+      <w:pPr>
+        <w:spacing w:line="240" w:lineRule="auto"/>
+        <w:rPr>
+          <w:rFonts w:ascii="Times New Roman" w:hAnsi="Times New Roman" w:cs="Times New Roman"/>
+          <w:sz w:val="28"/>
+          <w:szCs w:val="28"/>
+        </w:rPr>
+      </w:pPr>
+    </w:p>
+    <w:p>
+      <w:pPr>
+        <w:spacing w:line="240" w:lineRule="auto"/>
+        <w:rPr>
+          <w:rFonts w:ascii="Times New Roman" w:hAnsi="Times New Roman" w:cs="Times New Roman"/>
+          <w:sz w:val="28"/>
+          <w:szCs w:val="28"/>
+        </w:rPr>
+      </w:pPr>
+    </w:p>
+    <w:p>
+      <w:pPr>
+        <w:spacing w:line="240" w:lineRule="auto"/>
+        <w:rPr>
+          <w:rFonts w:ascii="Times New Roman" w:hAnsi="Times New Roman" w:cs="Times New Roman"/>
+          <w:sz w:val="28"/>
+          <w:szCs w:val="28"/>
+        </w:rPr>
+      </w:pPr>
+    </w:p>
+    <w:p>
+      <w:pPr>
+        <w:spacing w:line="240" w:lineRule="auto"/>
+        <w:rPr>
+          <w:rFonts w:ascii="Times New Roman" w:hAnsi="Times New Roman" w:cs="Times New Roman"/>
+          <w:sz w:val="28"/>
+          <w:szCs w:val="28"/>
+        </w:rPr>
+      </w:pPr>
+    </w:p>
+    <w:p>
+      <w:pPr>
+        <w:spacing w:line="240" w:lineRule="auto"/>
+        <w:rPr>
+          <w:rFonts w:ascii="Times New Roman" w:hAnsi="Times New Roman" w:cs="Times New Roman"/>
+          <w:sz w:val="28"/>
+          <w:szCs w:val="28"/>
+        </w:rPr>
+      </w:pPr>
+    </w:p>
+    <w:p>
+      <w:pPr>
+        <w:spacing w:line="240" w:lineRule="auto"/>
+        <w:rPr>
+          <w:noProof/>
+        </w:rPr>
+      </w:pPr>
+      <w:r>
+        <w:rPr>
+          <w:rFonts w:ascii="Times New Roman" w:hAnsi="Times New Roman" w:cs="Times New Roman"/>
+          <w:sz w:val="28"/>
+          <w:szCs w:val="28"/>
+        </w:rPr>
+        <w:lastRenderedPageBreak/>
+        <w:t xml:space="preserve">Решение </w:t>
+      </w:r>
+      <w:r>
+        <w:rPr>
+          <w:rFonts w:ascii="Times New Roman" w:hAnsi="Times New Roman" w:cs="Times New Roman"/>
+          <w:sz w:val="28"/>
+          <w:szCs w:val="28"/>
+        </w:rPr>
+        <w:t>8</w:t>
+      </w:r>
+      <w:r>
+        <w:rPr>
+          <w:rFonts w:ascii="Times New Roman" w:hAnsi="Times New Roman" w:cs="Times New Roman"/>
+          <w:sz w:val="28"/>
+          <w:szCs w:val="28"/>
+        </w:rPr>
+        <w:t xml:space="preserve"> задачи</w:t>
+      </w:r>
+      <w:r>
+        <w:rPr>
+          <w:rFonts w:ascii="Times New Roman" w:hAnsi="Times New Roman" w:cs="Times New Roman"/>
+          <w:sz w:val="28"/>
+          <w:szCs w:val="28"/>
+        </w:rPr>
+        <w:t>:</w:t>
+      </w:r>
+    </w:p>
+    <w:p>
+      <w:pPr>
+        <w:spacing w:line="240" w:lineRule="auto"/>
+        <w:rPr>
+          <w:noProof/>
+        </w:rPr>
+      </w:pPr>
+    </w:p>
+    <w:p>
+      <w:pPr>
+        <w:spacing w:line="240" w:lineRule="auto"/>
+        <w:rPr>
+          <w:noProof/>
+          <w:lang w:val="en-US"/>
+        </w:rPr>
+      </w:pPr>
+      <w:r>
+        <w:rPr>
+          <w:noProof/>
+        </w:rPr>
+        <w:drawing>
+          <wp:inline distT="0" distB="0" distL="0" distR="0" wp14:anchorId="7CAFA993" wp14:editId="2A56F499">
+            <wp:extent cx="5143500" cy="8451850"/>
+            <wp:effectExtent l="0" t="0" r="0" b="0"/>
+            <wp:docPr id="1945518954" name="Рисунок 1"/>
+            <wp:cNvGraphicFramePr>
+              <a:graphicFrameLocks xmlns:a="http://schemas.openxmlformats.org/drawingml/2006/main" noChangeAspect="1"/>
+            </wp:cNvGraphicFramePr>
+            <a:graphic xmlns:a="http://schemas.openxmlformats.org/drawingml/2006/main">
+              <a:graphicData uri="http://schemas.openxmlformats.org/drawingml/2006/picture">
+                <pic:pic xmlns:pic="http://schemas.openxmlformats.org/drawingml/2006/picture">
+                  <pic:nvPicPr>
+                    <pic:cNvPr id="1945518954" name=""/>
+                    <pic:cNvPicPr/>
+                  </pic:nvPicPr>
+                  <pic:blipFill rotWithShape="1">
+                    <a:blip r:embed="rId13">
+                      <a:extLst>
+                        <a:ext uri="{96DAC541-7B7A-43D3-8B79-37D633B846F1}">
+                          <asvg:svgBlip xmlns:asvg="http://schemas.microsoft.com/office/drawing/2016/SVG/main" r:embed="rId14"/>
+                        </a:ext>
+                      </a:extLst>
+                    </a:blip>
+                    <a:srcRect t="3551"/>
+                    <a:stretch>
+                      <a:fillRect/>
+                    </a:stretch>
+                  </pic:blipFill>
+                  <pic:spPr bwMode="auto">
+                    <a:xfrm>
+                      <a:off x="0" y="0"/>
+                      <a:ext cx="5143500" cy="8451850"/>
+                    </a:xfrm>
+                    <a:prstGeom prst="rect">
+                      <a:avLst/>
+                    </a:prstGeom>
+                    <a:ln>
+                      <a:noFill/>
+                    </a:ln>
+                    <a:extLst>
+                      <a:ext uri="{53640926-AAD7-44D8-BBD7-CCE9431645EC}">
+                        <a14:shadowObscured xmlns:a14="http://schemas.microsoft.com/office/drawing/2010/main"/>
+                      </a:ext>
+                    </a:extLst>
+                  </pic:spPr>
+                </pic:pic>
+              </a:graphicData>
+            </a:graphic>
+          </wp:inline>
+        </w:drawing>
+      </w:r>
+    </w:p>
+    <w:p>
+      <w:pPr>
+        <w:spacing w:line="240" w:lineRule="auto"/>
+        <w:jc w:val="center"/>
+        <w:rPr>
+          <w:rFonts w:ascii="Times New Roman" w:hAnsi="Times New Roman" w:cs="Times New Roman"/>
+          <w:b/>
+          <w:bCs/>
+          <w:sz w:val="28"/>
+          <w:szCs w:val="28"/>
+        </w:rPr>
+      </w:pPr>
+      <w:r>
+        <w:rPr>
+          <w:rFonts w:ascii="Times New Roman" w:eastAsiaTheme="minorEastAsia" w:hAnsi="Times New Roman" w:cs="Times New Roman"/>
+          <w:b/>
+          <w:bCs/>
+          <w:sz w:val="28"/>
+          <w:szCs w:val="28"/>
+        </w:rPr>
+        <w:lastRenderedPageBreak/>
+        <w:t xml:space="preserve">Решение </w:t>
+      </w:r>
+      <w:r>
+        <w:rPr>
+          <w:rFonts w:ascii="Times New Roman" w:hAnsi="Times New Roman" w:cs="Times New Roman"/>
+          <w:b/>
+          <w:bCs/>
+          <w:sz w:val="28"/>
+          <w:szCs w:val="28"/>
+          <w:lang w:val="en-US"/>
+        </w:rPr>
+        <w:t>II</w:t>
+      </w:r>
+      <w:r>
+        <w:rPr>
+          <w:rFonts w:ascii="Times New Roman" w:hAnsi="Times New Roman" w:cs="Times New Roman"/>
+          <w:b/>
+          <w:bCs/>
+          <w:sz w:val="28"/>
+          <w:szCs w:val="28"/>
+        </w:rPr>
+        <w:t xml:space="preserve"> уровня сложности:</w:t>
+      </w:r>
+    </w:p>
+    <w:p>
+      <w:pPr>
+        <w:spacing w:line="240" w:lineRule="auto"/>
+        <w:rPr>
+          <w:rFonts w:ascii="Times New Roman" w:hAnsi="Times New Roman" w:cs="Times New Roman"/>
+          <w:sz w:val="28"/>
+          <w:szCs w:val="28"/>
+        </w:rPr>
+      </w:pPr>
+      <w:r>
+        <w:rPr>
+          <w:rFonts w:ascii="Times New Roman" w:hAnsi="Times New Roman" w:cs="Times New Roman"/>
+          <w:sz w:val="28"/>
+          <w:szCs w:val="28"/>
+        </w:rPr>
+        <w:t>Решение 2 задачи</w:t>
+      </w:r>
+      <w:r>
+        <w:rPr>
+          <w:rFonts w:ascii="Times New Roman" w:hAnsi="Times New Roman" w:cs="Times New Roman"/>
+          <w:sz w:val="28"/>
+          <w:szCs w:val="28"/>
+        </w:rPr>
+        <w:t>:</w:t>
+      </w:r>
+      <w:r>
+        <w:rPr>
+          <w:rFonts w:ascii="Times New Roman" w:hAnsi="Times New Roman" w:cs="Times New Roman"/>
+          <w:sz w:val="28"/>
+          <w:szCs w:val="28"/>
+        </w:rPr>
+        <w:tab/>
+      </w:r>
+      <w:r>
+        <w:rPr>
+          <w:rFonts w:ascii="Times New Roman" w:hAnsi="Times New Roman" w:cs="Times New Roman"/>
+          <w:sz w:val="28"/>
+          <w:szCs w:val="28"/>
+        </w:rPr>
+        <w:tab/>
+      </w:r>
+      <w:r>
+        <w:rPr>
+          <w:rFonts w:ascii="Times New Roman" w:hAnsi="Times New Roman" w:cs="Times New Roman"/>
+          <w:sz w:val="28"/>
+          <w:szCs w:val="28"/>
+        </w:rPr>
+        <w:tab/>
+      </w:r>
+      <w:r>
+        <w:rPr>
+          <w:rFonts w:ascii="Times New Roman" w:hAnsi="Times New Roman" w:cs="Times New Roman"/>
+          <w:sz w:val="28"/>
+          <w:szCs w:val="28"/>
+        </w:rPr>
+        <w:tab/>
+      </w:r>
+      <w:r>
+        <w:rPr>
+          <w:rFonts w:ascii="Times New Roman" w:hAnsi="Times New Roman" w:cs="Times New Roman"/>
+          <w:sz w:val="28"/>
+          <w:szCs w:val="28"/>
+        </w:rPr>
+        <w:tab/>
+      </w:r>
+    </w:p>
+    <w:p>
+      <w:pPr>
+        <w:spacing w:line="240" w:lineRule="auto"/>
+        <w:rPr>
+          <w:noProof/>
+        </w:rPr>
+      </w:pPr>
+      <w:r>
+        <w:rPr>
+          <w:noProof/>
+        </w:rPr>
+        <w:drawing>
+          <wp:inline distT="0" distB="0" distL="0" distR="0" wp14:anchorId="1BB1CF93" wp14:editId="50F5371F">
+            <wp:extent cx="3874308" cy="7918674"/>
+            <wp:effectExtent l="0" t="0" r="0" b="6350"/>
+            <wp:docPr id="663575224" name="Рисунок 13"/>
+            <wp:cNvGraphicFramePr>
+              <a:graphicFrameLocks xmlns:a="http://schemas.openxmlformats.org/drawingml/2006/main" noChangeAspect="1"/>
+            </wp:cNvGraphicFramePr>
+            <a:graphic xmlns:a="http://schemas.openxmlformats.org/drawingml/2006/main">
+              <a:graphicData uri="http://schemas.openxmlformats.org/drawingml/2006/picture">
+                <pic:pic xmlns:pic="http://schemas.openxmlformats.org/drawingml/2006/picture">
+                  <pic:nvPicPr>
+                    <pic:cNvPr id="0" name="Picture 43"/>
+                    <pic:cNvPicPr>
+                      <a:picLocks noChangeAspect="1" noChangeArrowheads="1"/>
+                    </pic:cNvPicPr>
+                  </pic:nvPicPr>
+                  <pic:blipFill rotWithShape="1">
+                    <a:blip r:embed="rId15" cstate="print">
+                      <a:extLst>
+                        <a:ext uri="{28A0092B-C50C-407E-A947-70E740481C1C}">
+                          <a14:useLocalDpi xmlns:a14="http://schemas.microsoft.com/office/drawing/2010/main" val="0"/>
+                        </a:ext>
+                      </a:extLst>
+                    </a:blip>
+                    <a:srcRect l="12332" t="4114" r="20265" b="13551"/>
+                    <a:stretch>
+                      <a:fillRect/>
+                    </a:stretch>
+                  </pic:blipFill>
+                  <pic:spPr bwMode="auto">
+                    <a:xfrm>
+                      <a:off x="0" y="0"/>
+                      <a:ext cx="3877704" cy="7925615"/>
                     </a:xfrm>
                     <a:prstGeom prst="rect">
                       <a:avLst/>
@@ -3126,46 +4022,61 @@
       <w:r>
         <w:rPr>
           <w:noProof/>
-        </w:rPr>
-        <w:t xml:space="preserve"> </w:t>
-      </w:r>
-      <w:r>
+          <w:lang w:val="en-US"/>
+        </w:rPr>
+        <w:tab/>
+      </w:r>
+    </w:p>
+    <w:p>
+      <w:pPr>
+        <w:spacing w:line="240" w:lineRule="auto"/>
         <w:rPr>
           <w:noProof/>
-          <w:lang w:val="en-US"/>
-        </w:rPr>
-        <w:tab/>
-      </w:r>
-      <w:r>
+        </w:rPr>
+      </w:pPr>
+    </w:p>
+    <w:p>
+      <w:pPr>
+        <w:spacing w:line="240" w:lineRule="auto"/>
         <w:rPr>
           <w:noProof/>
-          <w:lang w:val="en-US"/>
-        </w:rPr>
-        <w:tab/>
-      </w:r>
-      <w:r>
+        </w:rPr>
+      </w:pPr>
+    </w:p>
+    <w:p>
+      <w:pPr>
+        <w:spacing w:line="240" w:lineRule="auto"/>
         <w:rPr>
           <w:noProof/>
-          <w:lang w:val="en-US"/>
-        </w:rPr>
-        <w:tab/>
-      </w:r>
-      <w:r>
+        </w:rPr>
+      </w:pPr>
+      <w:r>
+        <w:rPr>
+          <w:rFonts w:ascii="Times New Roman" w:hAnsi="Times New Roman" w:cs="Times New Roman"/>
+          <w:sz w:val="28"/>
+          <w:szCs w:val="28"/>
+        </w:rPr>
+        <w:lastRenderedPageBreak/>
+        <w:t>Решение 3 задачи:</w:t>
+      </w:r>
+    </w:p>
+    <w:p>
+      <w:pPr>
+        <w:spacing w:line="240" w:lineRule="auto"/>
         <w:rPr>
           <w:noProof/>
           <w:lang w:val="en-US"/>
         </w:rPr>
-        <w:tab/>
-      </w:r>
+      </w:pPr>
       <w:r>
         <w:rPr>
           <w:noProof/>
         </w:rPr>
         <w:drawing>
-          <wp:inline distT="0" distB="0" distL="0" distR="0" wp14:anchorId="5862BE26" wp14:editId="5F259F47">
-            <wp:extent cx="2255869" cy="3381155"/>
-            <wp:effectExtent l="0" t="0" r="0" b="0"/>
-            <wp:docPr id="1062422967" name="Рисунок 4"/>
+          <wp:inline distT="0" distB="0" distL="0" distR="0" wp14:anchorId="4F8C0C85" wp14:editId="101AEFC2">
+            <wp:extent cx="4080444" cy="8226107"/>
+            <wp:effectExtent l="0" t="0" r="0" b="3810"/>
+            <wp:docPr id="724786622" name="Рисунок 14"/>
             <wp:cNvGraphicFramePr>
               <a:graphicFrameLocks xmlns:a="http://schemas.openxmlformats.org/drawingml/2006/main" noChangeAspect="1"/>
             </wp:cNvGraphicFramePr>
@@ -3173,20 +4084,20 @@
               <a:graphicData uri="http://schemas.openxmlformats.org/drawingml/2006/picture">
                 <pic:pic xmlns:pic="http://schemas.openxmlformats.org/drawingml/2006/picture">
                   <pic:nvPicPr>
-                    <pic:cNvPr id="0" name="Picture 13"/>
+                    <pic:cNvPr id="0" name="Picture 45"/>
                     <pic:cNvPicPr>
                       <a:picLocks noChangeAspect="1" noChangeArrowheads="1"/>
                     </pic:cNvPicPr>
                   </pic:nvPicPr>
                   <pic:blipFill rotWithShape="1">
-                    <a:blip r:embed="rId6" cstate="print">
+                    <a:blip r:embed="rId16" cstate="print">
                       <a:extLst>
                         <a:ext uri="{28A0092B-C50C-407E-A947-70E740481C1C}">
                           <a14:useLocalDpi xmlns:a14="http://schemas.microsoft.com/office/drawing/2010/main" val="0"/>
                         </a:ext>
                       </a:extLst>
                     </a:blip>
-                    <a:srcRect l="15801" t="4444" r="6866" b="21372"/>
+                    <a:srcRect l="11181" t="3066" r="18738" b="12514"/>
                     <a:stretch>
                       <a:fillRect/>
                     </a:stretch>
@@ -3194,7 +4105,7 @@
                   <pic:spPr bwMode="auto">
                     <a:xfrm>
                       <a:off x="0" y="0"/>
-                      <a:ext cx="2258116" cy="3384523"/>
+                      <a:ext cx="4082933" cy="8231125"/>
                     </a:xfrm>
                     <a:prstGeom prst="rect">
                       <a:avLst/>
@@ -3215,59 +4126,71 @@
           </wp:inline>
         </w:drawing>
       </w:r>
-    </w:p>
-    <w:p>
-      <w:pPr>
-        <w:spacing w:line="240" w:lineRule="auto"/>
-        <w:rPr>
-          <w:rFonts w:ascii="Times New Roman" w:hAnsi="Times New Roman" w:cs="Times New Roman"/>
-          <w:sz w:val="28"/>
-          <w:szCs w:val="28"/>
-          <w:lang w:val="en-US"/>
-        </w:rPr>
-      </w:pPr>
-      <w:r>
-        <w:rPr>
-          <w:rFonts w:ascii="Times New Roman" w:hAnsi="Times New Roman" w:cs="Times New Roman"/>
-          <w:sz w:val="28"/>
-          <w:szCs w:val="28"/>
+      <w:r>
+        <w:rPr>
+          <w:noProof/>
           <w:lang w:val="en-US"/>
         </w:rPr>
         <w:tab/>
       </w:r>
       <w:r>
         <w:rPr>
-          <w:rFonts w:ascii="Times New Roman" w:hAnsi="Times New Roman" w:cs="Times New Roman"/>
-          <w:sz w:val="28"/>
-          <w:szCs w:val="28"/>
+          <w:noProof/>
           <w:lang w:val="en-US"/>
         </w:rPr>
         <w:tab/>
       </w:r>
-    </w:p>
-    <w:p>
-      <w:pPr>
-        <w:spacing w:line="240" w:lineRule="auto"/>
-        <w:rPr>
-          <w:rFonts w:ascii="Times New Roman" w:hAnsi="Times New Roman" w:cs="Times New Roman"/>
-          <w:sz w:val="28"/>
-          <w:szCs w:val="28"/>
-        </w:rPr>
-      </w:pPr>
-      <w:r>
-        <w:rPr>
-          <w:rFonts w:ascii="Times New Roman" w:hAnsi="Times New Roman" w:cs="Times New Roman"/>
-          <w:sz w:val="28"/>
-          <w:szCs w:val="28"/>
-        </w:rPr>
-        <w:t>Решение 6 задачи</w:t>
-      </w:r>
-      <w:r>
-        <w:rPr>
-          <w:rFonts w:ascii="Times New Roman" w:hAnsi="Times New Roman" w:cs="Times New Roman"/>
-          <w:sz w:val="28"/>
-          <w:szCs w:val="28"/>
-          <w:lang w:val="en-US"/>
+      <w:r>
+        <w:rPr>
+          <w:noProof/>
+          <w:lang w:val="en-US"/>
+        </w:rPr>
+        <w:tab/>
+      </w:r>
+    </w:p>
+    <w:p>
+      <w:pPr>
+        <w:spacing w:line="240" w:lineRule="auto"/>
+        <w:rPr>
+          <w:rFonts w:ascii="Times New Roman" w:hAnsi="Times New Roman" w:cs="Times New Roman"/>
+          <w:sz w:val="28"/>
+          <w:szCs w:val="28"/>
+        </w:rPr>
+      </w:pPr>
+    </w:p>
+    <w:p>
+      <w:pPr>
+        <w:spacing w:line="240" w:lineRule="auto"/>
+        <w:rPr>
+          <w:rFonts w:ascii="Times New Roman" w:hAnsi="Times New Roman" w:cs="Times New Roman"/>
+          <w:sz w:val="28"/>
+          <w:szCs w:val="28"/>
+        </w:rPr>
+      </w:pPr>
+    </w:p>
+    <w:p>
+      <w:pPr>
+        <w:spacing w:line="240" w:lineRule="auto"/>
+        <w:rPr>
+          <w:rFonts w:ascii="Times New Roman" w:hAnsi="Times New Roman" w:cs="Times New Roman"/>
+          <w:sz w:val="28"/>
+          <w:szCs w:val="28"/>
+        </w:rPr>
+      </w:pPr>
+      <w:r>
+        <w:rPr>
+          <w:rFonts w:ascii="Times New Roman" w:hAnsi="Times New Roman" w:cs="Times New Roman"/>
+          <w:sz w:val="28"/>
+          <w:szCs w:val="28"/>
+        </w:rPr>
+        <w:lastRenderedPageBreak/>
+        <w:t>Решение 4 задачи</w:t>
+      </w:r>
+      <w:r>
+        <w:rPr>
+          <w:rFonts w:ascii="Times New Roman" w:hAnsi="Times New Roman" w:cs="Times New Roman"/>
+          <w:sz w:val="28"/>
+          <w:szCs w:val="28"/>
         </w:rPr>
         <w:t>:</w:t>
       </w:r>
@@ -3276,7 +4199,6 @@
           <w:rFonts w:ascii="Times New Roman" w:hAnsi="Times New Roman" w:cs="Times New Roman"/>
           <w:sz w:val="28"/>
           <w:szCs w:val="28"/>
-          <w:lang w:val="en-US"/>
         </w:rPr>
         <w:tab/>
       </w:r>
@@ -3285,7 +4207,6 @@
           <w:rFonts w:ascii="Times New Roman" w:hAnsi="Times New Roman" w:cs="Times New Roman"/>
           <w:sz w:val="28"/>
           <w:szCs w:val="28"/>
-          <w:lang w:val="en-US"/>
         </w:rPr>
         <w:tab/>
       </w:r>
@@ -3294,7 +4215,6 @@
           <w:rFonts w:ascii="Times New Roman" w:hAnsi="Times New Roman" w:cs="Times New Roman"/>
           <w:sz w:val="28"/>
           <w:szCs w:val="28"/>
-          <w:lang w:val="en-US"/>
         </w:rPr>
         <w:tab/>
       </w:r>
@@ -3303,7 +4223,6 @@
           <w:rFonts w:ascii="Times New Roman" w:hAnsi="Times New Roman" w:cs="Times New Roman"/>
           <w:sz w:val="28"/>
           <w:szCs w:val="28"/>
-          <w:lang w:val="en-US"/>
         </w:rPr>
         <w:tab/>
       </w:r>
@@ -3312,7 +4231,6 @@
           <w:rFonts w:ascii="Times New Roman" w:hAnsi="Times New Roman" w:cs="Times New Roman"/>
           <w:sz w:val="28"/>
           <w:szCs w:val="28"/>
-          <w:lang w:val="en-US"/>
         </w:rPr>
         <w:tab/>
       </w:r>
@@ -3322,16 +4240,7 @@
           <w:sz w:val="28"/>
           <w:szCs w:val="28"/>
         </w:rPr>
-        <w:t>Решение 7 задачи</w:t>
-      </w:r>
-      <w:r>
-        <w:rPr>
-          <w:rFonts w:ascii="Times New Roman" w:hAnsi="Times New Roman" w:cs="Times New Roman"/>
-          <w:sz w:val="28"/>
-          <w:szCs w:val="28"/>
-          <w:lang w:val="en-US"/>
-        </w:rPr>
-        <w:t>:</w:t>
+        <w:tab/>
       </w:r>
     </w:p>
     <w:p>
@@ -3339,27 +4248,17 @@
         <w:spacing w:line="240" w:lineRule="auto"/>
         <w:rPr>
           <w:noProof/>
-          <w:lang w:val="en-US"/>
-        </w:rPr>
-      </w:pPr>
-    </w:p>
-    <w:p>
-      <w:pPr>
-        <w:spacing w:line="240" w:lineRule="auto"/>
+        </w:rPr>
+      </w:pPr>
+      <w:r>
         <w:rPr>
           <w:noProof/>
-          <w:lang w:val="en-US"/>
-        </w:rPr>
-      </w:pPr>
-      <w:r>
-        <w:rPr>
-          <w:noProof/>
         </w:rPr>
         <w:drawing>
-          <wp:inline distT="0" distB="0" distL="0" distR="0" wp14:anchorId="2523F877" wp14:editId="71C1DDF2">
-            <wp:extent cx="2867025" cy="3924300"/>
-            <wp:effectExtent l="0" t="0" r="9525" b="0"/>
-            <wp:docPr id="1336785361" name="Рисунок 5"/>
+          <wp:inline distT="0" distB="0" distL="0" distR="0" wp14:anchorId="1400BFC3" wp14:editId="05A66BCF">
+            <wp:extent cx="4223154" cy="8854009"/>
+            <wp:effectExtent l="0" t="0" r="6350" b="4445"/>
+            <wp:docPr id="233271973" name="Рисунок 15"/>
             <wp:cNvGraphicFramePr>
               <a:graphicFrameLocks xmlns:a="http://schemas.openxmlformats.org/drawingml/2006/main" noChangeAspect="1"/>
             </wp:cNvGraphicFramePr>
@@ -3367,20 +4266,20 @@
               <a:graphicData uri="http://schemas.openxmlformats.org/drawingml/2006/picture">
                 <pic:pic xmlns:pic="http://schemas.openxmlformats.org/drawingml/2006/picture">
                   <pic:nvPicPr>
-                    <pic:cNvPr id="0" name="Picture 15"/>
+                    <pic:cNvPr id="0" name="Picture 47"/>
                     <pic:cNvPicPr>
                       <a:picLocks noChangeAspect="1" noChangeArrowheads="1"/>
                     </pic:cNvPicPr>
                   </pic:nvPicPr>
                   <pic:blipFill rotWithShape="1">
-                    <a:blip r:embed="rId7" cstate="print">
+                    <a:blip r:embed="rId17" cstate="print">
                       <a:extLst>
                         <a:ext uri="{28A0092B-C50C-407E-A947-70E740481C1C}">
                           <a14:useLocalDpi xmlns:a14="http://schemas.microsoft.com/office/drawing/2010/main" val="0"/>
                         </a:ext>
                       </a:extLst>
                     </a:blip>
-                    <a:srcRect l="13189" t="7193" r="3942" b="26802"/>
+                    <a:srcRect l="12120" t="2935" r="19755" b="11721"/>
                     <a:stretch>
                       <a:fillRect/>
                     </a:stretch>
@@ -3388,7 +4287,7 @@
                   <pic:spPr bwMode="auto">
                     <a:xfrm>
                       <a:off x="0" y="0"/>
-                      <a:ext cx="2895632" cy="3963457"/>
+                      <a:ext cx="4257359" cy="8925722"/>
                     </a:xfrm>
                     <a:prstGeom prst="rect">
                       <a:avLst/>
@@ -3413,12 +4312,11 @@
         <w:rPr>
           <w:noProof/>
         </w:rPr>
-        <w:t xml:space="preserve"> </w:t>
+        <w:tab/>
       </w:r>
       <w:r>
         <w:rPr>
           <w:noProof/>
-          <w:lang w:val="en-US"/>
         </w:rPr>
         <w:tab/>
       </w:r>
@@ -3426,11 +4324,56 @@
         <w:rPr>
           <w:noProof/>
         </w:rPr>
+        <w:tab/>
+      </w:r>
+    </w:p>
+    <w:p>
+      <w:pPr>
+        <w:spacing w:line="240" w:lineRule="auto"/>
+        <w:rPr>
+          <w:noProof/>
+        </w:rPr>
+      </w:pPr>
+      <w:r>
+        <w:rPr>
+          <w:rFonts w:ascii="Times New Roman" w:hAnsi="Times New Roman" w:cs="Times New Roman"/>
+          <w:sz w:val="28"/>
+          <w:szCs w:val="28"/>
+        </w:rPr>
+        <w:lastRenderedPageBreak/>
+        <w:t>Решение 5 задачи</w:t>
+      </w:r>
+      <w:r>
+        <w:rPr>
+          <w:rFonts w:ascii="Times New Roman" w:hAnsi="Times New Roman" w:cs="Times New Roman"/>
+          <w:sz w:val="28"/>
+          <w:szCs w:val="28"/>
+        </w:rPr>
+        <w:t>:</w:t>
+      </w:r>
+    </w:p>
+    <w:p>
+      <w:pPr>
+        <w:spacing w:line="240" w:lineRule="auto"/>
+        <w:rPr>
+          <w:noProof/>
+        </w:rPr>
+      </w:pPr>
+      <w:r>
+        <w:rPr>
+          <w:noProof/>
+        </w:rPr>
+        <w:t xml:space="preserve">     </w:t>
+      </w:r>
+      <w:r>
+        <w:rPr>
+          <w:noProof/>
+        </w:rPr>
         <w:drawing>
-          <wp:inline distT="0" distB="0" distL="0" distR="0" wp14:anchorId="14D89943" wp14:editId="52BE8359">
-            <wp:extent cx="2567012" cy="3850517"/>
-            <wp:effectExtent l="0" t="0" r="5080" b="0"/>
-            <wp:docPr id="397915255" name="Рисунок 9"/>
+          <wp:inline distT="0" distB="0" distL="0" distR="0" wp14:anchorId="55D1D88E" wp14:editId="37975411">
+            <wp:extent cx="4122728" cy="8779222"/>
+            <wp:effectExtent l="0" t="0" r="0" b="3175"/>
+            <wp:docPr id="223122582" name="Рисунок 16"/>
             <wp:cNvGraphicFramePr>
               <a:graphicFrameLocks xmlns:a="http://schemas.openxmlformats.org/drawingml/2006/main" noChangeAspect="1"/>
             </wp:cNvGraphicFramePr>
@@ -3438,20 +4381,20 @@
               <a:graphicData uri="http://schemas.openxmlformats.org/drawingml/2006/picture">
                 <pic:pic xmlns:pic="http://schemas.openxmlformats.org/drawingml/2006/picture">
                   <pic:nvPicPr>
-                    <pic:cNvPr id="0" name="Picture 32"/>
+                    <pic:cNvPr id="0" name="Picture 49"/>
                     <pic:cNvPicPr>
                       <a:picLocks noChangeAspect="1" noChangeArrowheads="1"/>
                     </pic:cNvPicPr>
                   </pic:nvPicPr>
                   <pic:blipFill rotWithShape="1">
-                    <a:blip r:embed="rId8" cstate="print">
+                    <a:blip r:embed="rId18" cstate="print">
                       <a:extLst>
                         <a:ext uri="{28A0092B-C50C-407E-A947-70E740481C1C}">
                           <a14:useLocalDpi xmlns:a14="http://schemas.microsoft.com/office/drawing/2010/main" val="0"/>
                         </a:ext>
                       </a:extLst>
                     </a:blip>
-                    <a:srcRect l="14156" t="4530" r="8633" b="21346"/>
+                    <a:srcRect l="12933" t="2838" r="19941" b="11720"/>
                     <a:stretch>
                       <a:fillRect/>
                     </a:stretch>
@@ -3459,7 +4402,7 @@
                   <pic:spPr bwMode="auto">
                     <a:xfrm>
                       <a:off x="0" y="0"/>
-                      <a:ext cx="2577960" cy="3866940"/>
+                      <a:ext cx="4177068" cy="8894937"/>
                     </a:xfrm>
                     <a:prstGeom prst="rect">
                       <a:avLst/>
@@ -3485,50 +4428,53 @@
       <w:pPr>
         <w:spacing w:line="240" w:lineRule="auto"/>
         <w:rPr>
+          <w:rFonts w:ascii="Times New Roman" w:hAnsi="Times New Roman" w:cs="Times New Roman"/>
+          <w:sz w:val="28"/>
+          <w:szCs w:val="28"/>
+        </w:rPr>
+      </w:pPr>
+      <w:r>
+        <w:rPr>
+          <w:rFonts w:ascii="Times New Roman" w:hAnsi="Times New Roman" w:cs="Times New Roman"/>
+          <w:sz w:val="28"/>
+          <w:szCs w:val="28"/>
+        </w:rPr>
+        <w:lastRenderedPageBreak/>
+        <w:t>Решение 6 задачи</w:t>
+      </w:r>
+      <w:r>
+        <w:rPr>
+          <w:rFonts w:ascii="Times New Roman" w:hAnsi="Times New Roman" w:cs="Times New Roman"/>
+          <w:sz w:val="28"/>
+          <w:szCs w:val="28"/>
+        </w:rPr>
+        <w:t>:</w:t>
+      </w:r>
+    </w:p>
+    <w:p>
+      <w:pPr>
+        <w:spacing w:line="240" w:lineRule="auto"/>
+        <w:rPr>
           <w:noProof/>
           <w:lang w:val="en-US"/>
         </w:rPr>
       </w:pPr>
-      <w:r>
-        <w:rPr>
-          <w:rFonts w:ascii="Times New Roman" w:hAnsi="Times New Roman" w:cs="Times New Roman"/>
-          <w:sz w:val="28"/>
-          <w:szCs w:val="28"/>
-        </w:rPr>
-        <w:lastRenderedPageBreak/>
-        <w:t xml:space="preserve">Решение </w:t>
-      </w:r>
-      <w:r>
-        <w:rPr>
-          <w:rFonts w:ascii="Times New Roman" w:hAnsi="Times New Roman" w:cs="Times New Roman"/>
-          <w:sz w:val="28"/>
-          <w:szCs w:val="28"/>
-          <w:lang w:val="en-US"/>
-        </w:rPr>
-        <w:t>8</w:t>
-      </w:r>
-      <w:r>
-        <w:rPr>
-          <w:rFonts w:ascii="Times New Roman" w:hAnsi="Times New Roman" w:cs="Times New Roman"/>
-          <w:sz w:val="28"/>
-          <w:szCs w:val="28"/>
-        </w:rPr>
-        <w:t xml:space="preserve"> задачи</w:t>
-      </w:r>
-      <w:r>
-        <w:rPr>
-          <w:rFonts w:ascii="Times New Roman" w:hAnsi="Times New Roman" w:cs="Times New Roman"/>
-          <w:sz w:val="28"/>
-          <w:szCs w:val="28"/>
-        </w:rPr>
-        <w:t>:</w:t>
-      </w:r>
     </w:p>
     <w:p>
       <w:pPr>
         <w:spacing w:line="240" w:lineRule="auto"/>
         <w:rPr>
           <w:noProof/>
+        </w:rPr>
+      </w:pPr>
+    </w:p>
+    <w:p>
+      <w:pPr>
+        <w:spacing w:line="240" w:lineRule="auto"/>
+        <w:rPr>
+          <w:rFonts w:ascii="Times New Roman" w:hAnsi="Times New Roman" w:cs="Times New Roman"/>
+          <w:sz w:val="28"/>
+          <w:szCs w:val="28"/>
           <w:lang w:val="en-US"/>
         </w:rPr>
       </w:pPr>
@@ -3537,10 +4483,10 @@
           <w:noProof/>
         </w:rPr>
         <w:drawing>
-          <wp:inline distT="0" distB="0" distL="0" distR="0" wp14:anchorId="0B02472F" wp14:editId="3EE5988A">
-            <wp:extent cx="2524766" cy="3981492"/>
-            <wp:effectExtent l="0" t="0" r="8890" b="0"/>
-            <wp:docPr id="273832389" name="Рисунок 10"/>
+          <wp:inline distT="0" distB="0" distL="0" distR="0" wp14:anchorId="70A3075D" wp14:editId="7704E817">
+            <wp:extent cx="5715000" cy="8102086"/>
+            <wp:effectExtent l="0" t="0" r="0" b="0"/>
+            <wp:docPr id="1029332534" name="Рисунок 1"/>
             <wp:cNvGraphicFramePr>
               <a:graphicFrameLocks xmlns:a="http://schemas.openxmlformats.org/drawingml/2006/main" noChangeAspect="1"/>
             </wp:cNvGraphicFramePr>
@@ -3548,20 +4494,18 @@
               <a:graphicData uri="http://schemas.openxmlformats.org/drawingml/2006/picture">
                 <pic:pic xmlns:pic="http://schemas.openxmlformats.org/drawingml/2006/picture">
                   <pic:nvPicPr>
-                    <pic:cNvPr id="0" name="Picture 34"/>
-                    <pic:cNvPicPr>
-                      <a:picLocks noChangeAspect="1" noChangeArrowheads="1"/>
-                    </pic:cNvPicPr>
+                    <pic:cNvPr id="1029332534" name=""/>
+                    <pic:cNvPicPr/>
                   </pic:nvPicPr>
                   <pic:blipFill rotWithShape="1">
-                    <a:blip r:embed="rId9" cstate="print">
+                    <a:blip r:embed="rId19">
                       <a:extLst>
-                        <a:ext uri="{28A0092B-C50C-407E-A947-70E740481C1C}">
-                          <a14:useLocalDpi xmlns:a14="http://schemas.microsoft.com/office/drawing/2010/main" val="0"/>
+                        <a:ext uri="{96DAC541-7B7A-43D3-8B79-37D633B846F1}">
+                          <asvg:svgBlip xmlns:asvg="http://schemas.microsoft.com/office/drawing/2016/SVG/main" r:embed="rId20"/>
                         </a:ext>
                       </a:extLst>
                     </a:blip>
-                    <a:srcRect l="14635" t="3008" r="8822" b="19730"/>
+                    <a:srcRect t="5487"/>
                     <a:stretch>
                       <a:fillRect/>
                     </a:stretch>
@@ -3569,12 +4513,11 @@
                   <pic:spPr bwMode="auto">
                     <a:xfrm>
                       <a:off x="0" y="0"/>
-                      <a:ext cx="2530693" cy="3990838"/>
+                      <a:ext cx="5715000" cy="8102086"/>
                     </a:xfrm>
                     <a:prstGeom prst="rect">
                       <a:avLst/>
                     </a:prstGeom>
-                    <a:noFill/>
                     <a:ln>
                       <a:noFill/>
                     </a:ln>
@@ -3594,6 +4537,29 @@
     <w:p>
       <w:pPr>
         <w:spacing w:line="240" w:lineRule="auto"/>
+        <w:rPr>
+          <w:rFonts w:ascii="Times New Roman" w:hAnsi="Times New Roman" w:cs="Times New Roman"/>
+          <w:sz w:val="28"/>
+          <w:szCs w:val="28"/>
+          <w:lang w:val="en-US"/>
+        </w:rPr>
+      </w:pPr>
+    </w:p>
+    <w:p>
+      <w:pPr>
+        <w:spacing w:line="240" w:lineRule="auto"/>
+        <w:rPr>
+          <w:rFonts w:ascii="Times New Roman" w:hAnsi="Times New Roman" w:cs="Times New Roman"/>
+          <w:sz w:val="28"/>
+          <w:szCs w:val="28"/>
+          <w:lang w:val="en-US"/>
+        </w:rPr>
+      </w:pPr>
+    </w:p>
+    <w:p>
+      <w:pPr>
+        <w:spacing w:line="240" w:lineRule="auto"/>
+        <w:ind w:left="708" w:firstLine="708"/>
         <w:jc w:val="center"/>
         <w:rPr>
           <w:rFonts w:ascii="Times New Roman" w:hAnsi="Times New Roman" w:cs="Times New Roman"/>
@@ -3622,7 +4588,7 @@
           <w:szCs w:val="28"/>
           <w:lang w:val="en-US"/>
         </w:rPr>
-        <w:t>II</w:t>
+        <w:t>III</w:t>
       </w:r>
       <w:r>
         <w:rPr>
@@ -3642,16 +4608,15 @@
           <w:rFonts w:ascii="Times New Roman" w:hAnsi="Times New Roman" w:cs="Times New Roman"/>
           <w:sz w:val="28"/>
           <w:szCs w:val="28"/>
-          <w:lang w:val="en-US"/>
-        </w:rPr>
-      </w:pPr>
-      <w:r>
-        <w:rPr>
-          <w:rFonts w:ascii="Times New Roman" w:hAnsi="Times New Roman" w:cs="Times New Roman"/>
-          <w:sz w:val="28"/>
-          <w:szCs w:val="28"/>
-        </w:rPr>
-        <w:t>Решение 2 задачи</w:t>
+        </w:rPr>
+      </w:pPr>
+      <w:r>
+        <w:rPr>
+          <w:rFonts w:ascii="Times New Roman" w:hAnsi="Times New Roman" w:cs="Times New Roman"/>
+          <w:sz w:val="28"/>
+          <w:szCs w:val="28"/>
+        </w:rPr>
+        <w:t>Решение 3 задачи</w:t>
       </w:r>
       <w:r>
         <w:rPr>
@@ -3661,65 +4626,22 @@
         </w:rPr>
         <w:t>:</w:t>
       </w:r>
-      <w:r>
-        <w:rPr>
-          <w:rFonts w:ascii="Times New Roman" w:hAnsi="Times New Roman" w:cs="Times New Roman"/>
-          <w:sz w:val="28"/>
-          <w:szCs w:val="28"/>
-          <w:lang w:val="en-US"/>
-        </w:rPr>
-        <w:tab/>
-      </w:r>
-      <w:r>
-        <w:rPr>
-          <w:rFonts w:ascii="Times New Roman" w:hAnsi="Times New Roman" w:cs="Times New Roman"/>
-          <w:sz w:val="28"/>
-          <w:szCs w:val="28"/>
-          <w:lang w:val="en-US"/>
-        </w:rPr>
-        <w:tab/>
-      </w:r>
-      <w:r>
-        <w:rPr>
-          <w:rFonts w:ascii="Times New Roman" w:hAnsi="Times New Roman" w:cs="Times New Roman"/>
-          <w:sz w:val="28"/>
-          <w:szCs w:val="28"/>
-          <w:lang w:val="en-US"/>
-        </w:rPr>
-        <w:tab/>
-      </w:r>
-      <w:r>
-        <w:rPr>
-          <w:rFonts w:ascii="Times New Roman" w:hAnsi="Times New Roman" w:cs="Times New Roman"/>
-          <w:sz w:val="28"/>
-          <w:szCs w:val="28"/>
-          <w:lang w:val="en-US"/>
-        </w:rPr>
-        <w:tab/>
-      </w:r>
-      <w:r>
-        <w:rPr>
-          <w:rFonts w:ascii="Times New Roman" w:hAnsi="Times New Roman" w:cs="Times New Roman"/>
-          <w:sz w:val="28"/>
-          <w:szCs w:val="28"/>
-          <w:lang w:val="en-US"/>
-        </w:rPr>
-        <w:tab/>
-      </w:r>
-      <w:r>
-        <w:rPr>
-          <w:rFonts w:ascii="Times New Roman" w:hAnsi="Times New Roman" w:cs="Times New Roman"/>
-          <w:sz w:val="28"/>
-          <w:szCs w:val="28"/>
-        </w:rPr>
-        <w:t>Решение 3 задачи:</w:t>
-      </w:r>
     </w:p>
     <w:p>
       <w:pPr>
         <w:spacing w:line="240" w:lineRule="auto"/>
         <w:rPr>
           <w:noProof/>
+        </w:rPr>
+      </w:pPr>
+    </w:p>
+    <w:p>
+      <w:pPr>
+        <w:spacing w:line="240" w:lineRule="auto"/>
+        <w:rPr>
+          <w:rFonts w:ascii="Times New Roman" w:hAnsi="Times New Roman" w:cs="Times New Roman"/>
+          <w:sz w:val="28"/>
+          <w:szCs w:val="28"/>
           <w:lang w:val="en-US"/>
         </w:rPr>
       </w:pPr>
@@ -3728,10 +4650,10 @@
           <w:noProof/>
         </w:rPr>
         <w:drawing>
-          <wp:inline distT="0" distB="0" distL="0" distR="0" wp14:anchorId="1BB1CF93" wp14:editId="3A3D1845">
-            <wp:extent cx="1998949" cy="4085640"/>
-            <wp:effectExtent l="0" t="0" r="1905" b="0"/>
-            <wp:docPr id="663575224" name="Рисунок 13"/>
+          <wp:inline distT="0" distB="0" distL="0" distR="0" wp14:anchorId="53B94DF6" wp14:editId="74653826">
+            <wp:extent cx="5002825" cy="7420911"/>
+            <wp:effectExtent l="0" t="0" r="0" b="0"/>
+            <wp:docPr id="1151141481" name="Рисунок 1"/>
             <wp:cNvGraphicFramePr>
               <a:graphicFrameLocks xmlns:a="http://schemas.openxmlformats.org/drawingml/2006/main" noChangeAspect="1"/>
             </wp:cNvGraphicFramePr>
@@ -3739,20 +4661,18 @@
               <a:graphicData uri="http://schemas.openxmlformats.org/drawingml/2006/picture">
                 <pic:pic xmlns:pic="http://schemas.openxmlformats.org/drawingml/2006/picture">
                   <pic:nvPicPr>
-                    <pic:cNvPr id="0" name="Picture 43"/>
-                    <pic:cNvPicPr>
-                      <a:picLocks noChangeAspect="1" noChangeArrowheads="1"/>
-                    </pic:cNvPicPr>
+                    <pic:cNvPr id="1151141481" name=""/>
+                    <pic:cNvPicPr/>
                   </pic:nvPicPr>
                   <pic:blipFill rotWithShape="1">
-                    <a:blip r:embed="rId10" cstate="print">
+                    <a:blip r:embed="rId21">
                       <a:extLst>
-                        <a:ext uri="{28A0092B-C50C-407E-A947-70E740481C1C}">
-                          <a14:useLocalDpi xmlns:a14="http://schemas.microsoft.com/office/drawing/2010/main" val="0"/>
+                        <a:ext uri="{96DAC541-7B7A-43D3-8B79-37D633B846F1}">
+                          <asvg:svgBlip xmlns:asvg="http://schemas.microsoft.com/office/drawing/2016/SVG/main" r:embed="rId22"/>
                         </a:ext>
                       </a:extLst>
                     </a:blip>
-                    <a:srcRect l="12332" t="4114" r="20265" b="13551"/>
+                    <a:srcRect t="2856" b="19444"/>
                     <a:stretch>
                       <a:fillRect/>
                     </a:stretch>
@@ -3760,12 +4680,11 @@
                   <pic:spPr bwMode="auto">
                     <a:xfrm>
                       <a:off x="0" y="0"/>
-                      <a:ext cx="2004372" cy="4096723"/>
+                      <a:ext cx="5004818" cy="7423867"/>
                     </a:xfrm>
                     <a:prstGeom prst="rect">
                       <a:avLst/>
                     </a:prstGeom>
-                    <a:noFill/>
                     <a:ln>
                       <a:noFill/>
                     </a:ln>
@@ -3781,43 +4700,72 @@
           </wp:inline>
         </w:drawing>
       </w:r>
-      <w:r>
+    </w:p>
+    <w:p>
+      <w:pPr>
+        <w:spacing w:line="240" w:lineRule="auto"/>
+        <w:rPr>
+          <w:rFonts w:ascii="Times New Roman" w:hAnsi="Times New Roman" w:cs="Times New Roman"/>
+          <w:sz w:val="28"/>
+          <w:szCs w:val="28"/>
+          <w:lang w:val="en-US"/>
+        </w:rPr>
+      </w:pPr>
+    </w:p>
+    <w:p>
+      <w:pPr>
+        <w:spacing w:line="240" w:lineRule="auto"/>
+        <w:rPr>
+          <w:rFonts w:ascii="Times New Roman" w:hAnsi="Times New Roman" w:cs="Times New Roman"/>
+          <w:sz w:val="28"/>
+          <w:szCs w:val="28"/>
+          <w:lang w:val="en-US"/>
+        </w:rPr>
+      </w:pPr>
+    </w:p>
+    <w:p>
+      <w:pPr>
+        <w:spacing w:line="240" w:lineRule="auto"/>
         <w:rPr>
           <w:noProof/>
-          <w:lang w:val="en-US"/>
-        </w:rPr>
-        <w:tab/>
-      </w:r>
+        </w:rPr>
+      </w:pPr>
+      <w:r>
+        <w:rPr>
+          <w:rFonts w:ascii="Times New Roman" w:hAnsi="Times New Roman" w:cs="Times New Roman"/>
+          <w:sz w:val="28"/>
+          <w:szCs w:val="28"/>
+        </w:rPr>
+        <w:t>Решение 5 задачи</w:t>
+      </w:r>
+      <w:r>
+        <w:rPr>
+          <w:rFonts w:ascii="Times New Roman" w:hAnsi="Times New Roman" w:cs="Times New Roman"/>
+          <w:sz w:val="28"/>
+          <w:szCs w:val="28"/>
+          <w:lang w:val="en-US"/>
+        </w:rPr>
+        <w:t>:</w:t>
+      </w:r>
+    </w:p>
+    <w:p>
+      <w:pPr>
+        <w:spacing w:line="240" w:lineRule="auto"/>
+        <w:rPr>
+          <w:rFonts w:ascii="Times New Roman" w:hAnsi="Times New Roman" w:cs="Times New Roman"/>
+          <w:sz w:val="28"/>
+          <w:szCs w:val="28"/>
+        </w:rPr>
+      </w:pPr>
       <w:r>
         <w:rPr>
           <w:noProof/>
-          <w:lang w:val="en-US"/>
-        </w:rPr>
-        <w:tab/>
-      </w:r>
-      <w:r>
-        <w:rPr>
-          <w:noProof/>
-          <w:lang w:val="en-US"/>
-        </w:rPr>
-        <w:tab/>
-      </w:r>
-      <w:r>
-        <w:rPr>
-          <w:noProof/>
-          <w:lang w:val="en-US"/>
-        </w:rPr>
-        <w:tab/>
-      </w:r>
-      <w:r>
-        <w:rPr>
-          <w:noProof/>
         </w:rPr>
         <w:drawing>
-          <wp:inline distT="0" distB="0" distL="0" distR="0" wp14:anchorId="7446AC81" wp14:editId="1FC52575">
-            <wp:extent cx="1956148" cy="3943562"/>
-            <wp:effectExtent l="0" t="0" r="6350" b="0"/>
-            <wp:docPr id="724786622" name="Рисунок 14"/>
+          <wp:inline distT="0" distB="0" distL="0" distR="0" wp14:anchorId="42A15DAE" wp14:editId="051F7A16">
+            <wp:extent cx="4992935" cy="7109063"/>
+            <wp:effectExtent l="0" t="0" r="0" b="0"/>
+            <wp:docPr id="164115511" name="Рисунок 1"/>
             <wp:cNvGraphicFramePr>
               <a:graphicFrameLocks xmlns:a="http://schemas.openxmlformats.org/drawingml/2006/main" noChangeAspect="1"/>
             </wp:cNvGraphicFramePr>
@@ -3825,20 +4773,18 @@
               <a:graphicData uri="http://schemas.openxmlformats.org/drawingml/2006/picture">
                 <pic:pic xmlns:pic="http://schemas.openxmlformats.org/drawingml/2006/picture">
                   <pic:nvPicPr>
-                    <pic:cNvPr id="0" name="Picture 45"/>
-                    <pic:cNvPicPr>
-                      <a:picLocks noChangeAspect="1" noChangeArrowheads="1"/>
-                    </pic:cNvPicPr>
+                    <pic:cNvPr id="164115511" name=""/>
+                    <pic:cNvPicPr/>
                   </pic:nvPicPr>
                   <pic:blipFill rotWithShape="1">
-                    <a:blip r:embed="rId11" cstate="print">
+                    <a:blip r:embed="rId23">
                       <a:extLst>
-                        <a:ext uri="{28A0092B-C50C-407E-A947-70E740481C1C}">
-                          <a14:useLocalDpi xmlns:a14="http://schemas.microsoft.com/office/drawing/2010/main" val="0"/>
+                        <a:ext uri="{96DAC541-7B7A-43D3-8B79-37D633B846F1}">
+                          <asvg:svgBlip xmlns:asvg="http://schemas.microsoft.com/office/drawing/2016/SVG/main" r:embed="rId24"/>
                         </a:ext>
                       </a:extLst>
                     </a:blip>
-                    <a:srcRect l="11181" t="3066" r="18738" b="12514"/>
+                    <a:srcRect t="3142" b="20018"/>
                     <a:stretch>
                       <a:fillRect/>
                     </a:stretch>
@@ -3846,12 +4792,11 @@
                   <pic:spPr bwMode="auto">
                     <a:xfrm>
                       <a:off x="0" y="0"/>
-                      <a:ext cx="1965314" cy="3962040"/>
+                      <a:ext cx="4993005" cy="7109162"/>
                     </a:xfrm>
                     <a:prstGeom prst="rect">
                       <a:avLst/>
                     </a:prstGeom>
-                    <a:noFill/>
                     <a:ln>
                       <a:noFill/>
                     </a:ln>
@@ -3875,7 +4820,56 @@
           <w:rFonts w:ascii="Times New Roman" w:hAnsi="Times New Roman" w:cs="Times New Roman"/>
           <w:sz w:val="28"/>
           <w:szCs w:val="28"/>
-          <w:lang w:val="en-US"/>
+        </w:rPr>
+      </w:pPr>
+    </w:p>
+    <w:p>
+      <w:pPr>
+        <w:spacing w:line="240" w:lineRule="auto"/>
+        <w:rPr>
+          <w:rFonts w:ascii="Times New Roman" w:hAnsi="Times New Roman" w:cs="Times New Roman"/>
+          <w:sz w:val="28"/>
+          <w:szCs w:val="28"/>
+        </w:rPr>
+      </w:pPr>
+    </w:p>
+    <w:p>
+      <w:pPr>
+        <w:spacing w:line="240" w:lineRule="auto"/>
+        <w:rPr>
+          <w:rFonts w:ascii="Times New Roman" w:hAnsi="Times New Roman" w:cs="Times New Roman"/>
+          <w:sz w:val="28"/>
+          <w:szCs w:val="28"/>
+        </w:rPr>
+      </w:pPr>
+    </w:p>
+    <w:p>
+      <w:pPr>
+        <w:spacing w:line="240" w:lineRule="auto"/>
+        <w:rPr>
+          <w:rFonts w:ascii="Times New Roman" w:hAnsi="Times New Roman" w:cs="Times New Roman"/>
+          <w:sz w:val="28"/>
+          <w:szCs w:val="28"/>
+        </w:rPr>
+      </w:pPr>
+    </w:p>
+    <w:p>
+      <w:pPr>
+        <w:spacing w:line="240" w:lineRule="auto"/>
+        <w:rPr>
+          <w:rFonts w:ascii="Times New Roman" w:hAnsi="Times New Roman" w:cs="Times New Roman"/>
+          <w:sz w:val="28"/>
+          <w:szCs w:val="28"/>
+        </w:rPr>
+      </w:pPr>
+    </w:p>
+    <w:p>
+      <w:pPr>
+        <w:spacing w:line="240" w:lineRule="auto"/>
+        <w:rPr>
+          <w:rFonts w:ascii="Times New Roman" w:hAnsi="Times New Roman" w:cs="Times New Roman"/>
+          <w:sz w:val="28"/>
+          <w:szCs w:val="28"/>
         </w:rPr>
       </w:pPr>
       <w:r>
@@ -3885,106 +4879,36 @@
           <w:szCs w:val="28"/>
         </w:rPr>
         <w:lastRenderedPageBreak/>
-        <w:t>Решение 4 задачи</w:t>
-      </w:r>
-      <w:r>
-        <w:rPr>
-          <w:rFonts w:ascii="Times New Roman" w:hAnsi="Times New Roman" w:cs="Times New Roman"/>
-          <w:sz w:val="28"/>
-          <w:szCs w:val="28"/>
-          <w:lang w:val="en-US"/>
+        <w:t>Решение 7 задачи</w:t>
+      </w:r>
+      <w:r>
+        <w:rPr>
+          <w:rFonts w:ascii="Times New Roman" w:hAnsi="Times New Roman" w:cs="Times New Roman"/>
+          <w:sz w:val="28"/>
+          <w:szCs w:val="28"/>
         </w:rPr>
         <w:t>:</w:t>
       </w:r>
-      <w:r>
-        <w:rPr>
-          <w:rFonts w:ascii="Times New Roman" w:hAnsi="Times New Roman" w:cs="Times New Roman"/>
-          <w:sz w:val="28"/>
-          <w:szCs w:val="28"/>
-          <w:lang w:val="en-US"/>
-        </w:rPr>
-        <w:tab/>
-      </w:r>
-      <w:r>
-        <w:rPr>
-          <w:rFonts w:ascii="Times New Roman" w:hAnsi="Times New Roman" w:cs="Times New Roman"/>
-          <w:sz w:val="28"/>
-          <w:szCs w:val="28"/>
-          <w:lang w:val="en-US"/>
-        </w:rPr>
-        <w:tab/>
-      </w:r>
-      <w:r>
-        <w:rPr>
-          <w:rFonts w:ascii="Times New Roman" w:hAnsi="Times New Roman" w:cs="Times New Roman"/>
-          <w:sz w:val="28"/>
-          <w:szCs w:val="28"/>
-          <w:lang w:val="en-US"/>
-        </w:rPr>
-        <w:tab/>
-      </w:r>
-      <w:r>
-        <w:rPr>
-          <w:rFonts w:ascii="Times New Roman" w:hAnsi="Times New Roman" w:cs="Times New Roman"/>
-          <w:sz w:val="28"/>
-          <w:szCs w:val="28"/>
-          <w:lang w:val="en-US"/>
-        </w:rPr>
-        <w:tab/>
-      </w:r>
-      <w:r>
-        <w:rPr>
-          <w:rFonts w:ascii="Times New Roman" w:hAnsi="Times New Roman" w:cs="Times New Roman"/>
-          <w:sz w:val="28"/>
-          <w:szCs w:val="28"/>
-          <w:lang w:val="en-US"/>
-        </w:rPr>
-        <w:tab/>
-      </w:r>
-      <w:r>
-        <w:rPr>
-          <w:rFonts w:ascii="Times New Roman" w:hAnsi="Times New Roman" w:cs="Times New Roman"/>
-          <w:sz w:val="28"/>
-          <w:szCs w:val="28"/>
-          <w:lang w:val="en-US"/>
-        </w:rPr>
-        <w:tab/>
-      </w:r>
-      <w:r>
-        <w:rPr>
-          <w:rFonts w:ascii="Times New Roman" w:hAnsi="Times New Roman" w:cs="Times New Roman"/>
-          <w:sz w:val="28"/>
-          <w:szCs w:val="28"/>
-        </w:rPr>
-        <w:t>Решение 5 задачи</w:t>
-      </w:r>
-      <w:r>
-        <w:rPr>
-          <w:rFonts w:ascii="Times New Roman" w:hAnsi="Times New Roman" w:cs="Times New Roman"/>
-          <w:sz w:val="28"/>
-          <w:szCs w:val="28"/>
-          <w:lang w:val="en-US"/>
-        </w:rPr>
-        <w:t>:</w:t>
-      </w:r>
-    </w:p>
-    <w:p>
-      <w:pPr>
-        <w:spacing w:line="240" w:lineRule="auto"/>
+      <w:bookmarkEnd w:id="0"/>
+    </w:p>
+    <w:p>
+      <w:pPr>
+        <w:spacing w:line="240" w:lineRule="auto"/>
+        <w:rPr>
+          <w:rFonts w:ascii="Times New Roman" w:hAnsi="Times New Roman" w:cs="Times New Roman"/>
+          <w:sz w:val="28"/>
+          <w:szCs w:val="28"/>
+        </w:rPr>
+      </w:pPr>
+      <w:r>
         <w:rPr>
           <w:noProof/>
-          <w:lang w:val="en-US"/>
-        </w:rPr>
-      </w:pPr>
-      <w:r>
-        <w:rPr>
-          <w:noProof/>
         </w:rPr>
         <w:drawing>
-          <wp:inline distT="0" distB="0" distL="0" distR="0" wp14:anchorId="1400BFC3" wp14:editId="0C4CDC60">
-            <wp:extent cx="1827964" cy="3832398"/>
-            <wp:effectExtent l="0" t="0" r="1270" b="0"/>
-            <wp:docPr id="233271973" name="Рисунок 15"/>
+          <wp:inline distT="0" distB="0" distL="0" distR="0" wp14:anchorId="59C1BE53" wp14:editId="64E54A6B">
+            <wp:extent cx="4883082" cy="7436767"/>
+            <wp:effectExtent l="0" t="0" r="0" b="0"/>
+            <wp:docPr id="1026922181" name="Рисунок 1"/>
             <wp:cNvGraphicFramePr>
               <a:graphicFrameLocks xmlns:a="http://schemas.openxmlformats.org/drawingml/2006/main" noChangeAspect="1"/>
             </wp:cNvGraphicFramePr>
@@ -3992,20 +4916,18 @@
               <a:graphicData uri="http://schemas.openxmlformats.org/drawingml/2006/picture">
                 <pic:pic xmlns:pic="http://schemas.openxmlformats.org/drawingml/2006/picture">
                   <pic:nvPicPr>
-                    <pic:cNvPr id="0" name="Picture 47"/>
-                    <pic:cNvPicPr>
-                      <a:picLocks noChangeAspect="1" noChangeArrowheads="1"/>
-                    </pic:cNvPicPr>
+                    <pic:cNvPr id="1026922181" name=""/>
+                    <pic:cNvPicPr/>
                   </pic:nvPicPr>
                   <pic:blipFill rotWithShape="1">
-                    <a:blip r:embed="rId12" cstate="print">
+                    <a:blip r:embed="rId25">
                       <a:extLst>
-                        <a:ext uri="{28A0092B-C50C-407E-A947-70E740481C1C}">
-                          <a14:useLocalDpi xmlns:a14="http://schemas.microsoft.com/office/drawing/2010/main" val="0"/>
+                        <a:ext uri="{96DAC541-7B7A-43D3-8B79-37D633B846F1}">
+                          <asvg:svgBlip xmlns:asvg="http://schemas.microsoft.com/office/drawing/2016/SVG/main" r:embed="rId26"/>
                         </a:ext>
                       </a:extLst>
                     </a:blip>
-                    <a:srcRect l="12120" t="2935" r="19755" b="11721"/>
+                    <a:srcRect t="3142" b="16476"/>
                     <a:stretch>
                       <a:fillRect/>
                     </a:stretch>
@@ -4013,12 +4935,11 @@
                   <pic:spPr bwMode="auto">
                     <a:xfrm>
                       <a:off x="0" y="0"/>
-                      <a:ext cx="1837363" cy="3852104"/>
+                      <a:ext cx="4883150" cy="7436871"/>
                     </a:xfrm>
                     <a:prstGeom prst="rect">
                       <a:avLst/>
                     </a:prstGeom>
-                    <a:noFill/>
                     <a:ln>
                       <a:noFill/>
                     </a:ln>
@@ -4034,573 +4955,46 @@
           </wp:inline>
         </w:drawing>
       </w:r>
-      <w:r>
-        <w:rPr>
-          <w:noProof/>
-          <w:lang w:val="en-US"/>
-        </w:rPr>
-        <w:tab/>
-      </w:r>
-      <w:r>
-        <w:rPr>
-          <w:noProof/>
-          <w:lang w:val="en-US"/>
-        </w:rPr>
-        <w:tab/>
-      </w:r>
-      <w:r>
-        <w:rPr>
-          <w:noProof/>
-          <w:lang w:val="en-US"/>
-        </w:rPr>
-        <w:tab/>
-      </w:r>
-      <w:r>
-        <w:rPr>
-          <w:noProof/>
-          <w:lang w:val="en-US"/>
-        </w:rPr>
-        <w:tab/>
-      </w:r>
-      <w:r>
-        <w:rPr>
-          <w:noProof/>
-          <w:lang w:val="en-US"/>
-        </w:rPr>
-        <w:t xml:space="preserve">     </w:t>
-      </w:r>
-      <w:r>
-        <w:rPr>
-          <w:noProof/>
-        </w:rPr>
-        <w:drawing>
-          <wp:inline distT="0" distB="0" distL="0" distR="0" wp14:anchorId="55D1D88E" wp14:editId="75F446D5">
-            <wp:extent cx="1828800" cy="3894372"/>
-            <wp:effectExtent l="0" t="0" r="0" b="0"/>
-            <wp:docPr id="223122582" name="Рисунок 16"/>
-            <wp:cNvGraphicFramePr>
-              <a:graphicFrameLocks xmlns:a="http://schemas.openxmlformats.org/drawingml/2006/main" noChangeAspect="1"/>
-            </wp:cNvGraphicFramePr>
-            <a:graphic xmlns:a="http://schemas.openxmlformats.org/drawingml/2006/main">
-              <a:graphicData uri="http://schemas.openxmlformats.org/drawingml/2006/picture">
-                <pic:pic xmlns:pic="http://schemas.openxmlformats.org/drawingml/2006/picture">
-                  <pic:nvPicPr>
-                    <pic:cNvPr id="0" name="Picture 49"/>
-                    <pic:cNvPicPr>
-                      <a:picLocks noChangeAspect="1" noChangeArrowheads="1"/>
-                    </pic:cNvPicPr>
-                  </pic:nvPicPr>
-                  <pic:blipFill rotWithShape="1">
-                    <a:blip r:embed="rId13" cstate="print">
-                      <a:extLst>
-                        <a:ext uri="{28A0092B-C50C-407E-A947-70E740481C1C}">
-                          <a14:useLocalDpi xmlns:a14="http://schemas.microsoft.com/office/drawing/2010/main" val="0"/>
-                        </a:ext>
-                      </a:extLst>
-                    </a:blip>
-                    <a:srcRect l="12933" t="2838" r="19941" b="11720"/>
-                    <a:stretch>
-                      <a:fillRect/>
-                    </a:stretch>
-                  </pic:blipFill>
-                  <pic:spPr bwMode="auto">
-                    <a:xfrm>
-                      <a:off x="0" y="0"/>
-                      <a:ext cx="1846625" cy="3932329"/>
-                    </a:xfrm>
-                    <a:prstGeom prst="rect">
-                      <a:avLst/>
-                    </a:prstGeom>
-                    <a:noFill/>
-                    <a:ln>
-                      <a:noFill/>
-                    </a:ln>
-                    <a:extLst>
-                      <a:ext uri="{53640926-AAD7-44D8-BBD7-CCE9431645EC}">
-                        <a14:shadowObscured xmlns:a14="http://schemas.microsoft.com/office/drawing/2010/main"/>
-                      </a:ext>
-                    </a:extLst>
-                  </pic:spPr>
-                </pic:pic>
-              </a:graphicData>
-            </a:graphic>
-          </wp:inline>
-        </w:drawing>
-      </w:r>
-    </w:p>
-    <w:p>
-      <w:pPr>
-        <w:spacing w:line="240" w:lineRule="auto"/>
-        <w:rPr>
-          <w:rFonts w:ascii="Times New Roman" w:hAnsi="Times New Roman" w:cs="Times New Roman"/>
-          <w:sz w:val="28"/>
-          <w:szCs w:val="28"/>
-          <w:lang w:val="en-US"/>
-        </w:rPr>
-      </w:pPr>
-      <w:r>
-        <w:rPr>
-          <w:rFonts w:ascii="Times New Roman" w:hAnsi="Times New Roman" w:cs="Times New Roman"/>
-          <w:sz w:val="28"/>
-          <w:szCs w:val="28"/>
-        </w:rPr>
-        <w:t>Решение 6 задачи</w:t>
-      </w:r>
-      <w:r>
-        <w:rPr>
-          <w:rFonts w:ascii="Times New Roman" w:hAnsi="Times New Roman" w:cs="Times New Roman"/>
-          <w:sz w:val="28"/>
-          <w:szCs w:val="28"/>
-          <w:lang w:val="en-US"/>
-        </w:rPr>
-        <w:t>:</w:t>
-      </w:r>
-    </w:p>
-    <w:p>
-      <w:pPr>
-        <w:spacing w:line="240" w:lineRule="auto"/>
-        <w:rPr>
-          <w:noProof/>
-          <w:lang w:val="en-US"/>
-        </w:rPr>
-      </w:pPr>
-      <w:r>
-        <w:rPr>
-          <w:noProof/>
-        </w:rPr>
-        <w:drawing>
-          <wp:inline distT="0" distB="0" distL="0" distR="0" wp14:anchorId="3FCACA33" wp14:editId="3012BDF2">
-            <wp:extent cx="2851842" cy="3600286"/>
-            <wp:effectExtent l="0" t="0" r="5715" b="635"/>
-            <wp:docPr id="638790218" name="Рисунок 17"/>
-            <wp:cNvGraphicFramePr>
-              <a:graphicFrameLocks xmlns:a="http://schemas.openxmlformats.org/drawingml/2006/main" noChangeAspect="1"/>
-            </wp:cNvGraphicFramePr>
-            <a:graphic xmlns:a="http://schemas.openxmlformats.org/drawingml/2006/main">
-              <a:graphicData uri="http://schemas.openxmlformats.org/drawingml/2006/picture">
-                <pic:pic xmlns:pic="http://schemas.openxmlformats.org/drawingml/2006/picture">
-                  <pic:nvPicPr>
-                    <pic:cNvPr id="0" name="Picture 51"/>
-                    <pic:cNvPicPr>
-                      <a:picLocks noChangeAspect="1" noChangeArrowheads="1"/>
-                    </pic:cNvPicPr>
-                  </pic:nvPicPr>
-                  <pic:blipFill rotWithShape="1">
-                    <a:blip r:embed="rId14" cstate="print">
-                      <a:extLst>
-                        <a:ext uri="{28A0092B-C50C-407E-A947-70E740481C1C}">
-                          <a14:useLocalDpi xmlns:a14="http://schemas.microsoft.com/office/drawing/2010/main" val="0"/>
-                        </a:ext>
-                      </a:extLst>
-                    </a:blip>
-                    <a:srcRect l="8717" t="5284" r="3819" b="24054"/>
-                    <a:stretch>
-                      <a:fillRect/>
-                    </a:stretch>
-                  </pic:blipFill>
-                  <pic:spPr bwMode="auto">
-                    <a:xfrm>
-                      <a:off x="0" y="0"/>
-                      <a:ext cx="2881047" cy="3637156"/>
-                    </a:xfrm>
-                    <a:prstGeom prst="rect">
-                      <a:avLst/>
-                    </a:prstGeom>
-                    <a:noFill/>
-                    <a:ln>
-                      <a:noFill/>
-                    </a:ln>
-                    <a:extLst>
-                      <a:ext uri="{53640926-AAD7-44D8-BBD7-CCE9431645EC}">
-                        <a14:shadowObscured xmlns:a14="http://schemas.microsoft.com/office/drawing/2010/main"/>
-                      </a:ext>
-                    </a:extLst>
-                  </pic:spPr>
-                </pic:pic>
-              </a:graphicData>
-            </a:graphic>
-          </wp:inline>
-        </w:drawing>
-      </w:r>
-    </w:p>
-    <w:p>
-      <w:pPr>
-        <w:spacing w:line="240" w:lineRule="auto"/>
-        <w:rPr>
-          <w:rFonts w:ascii="Times New Roman" w:hAnsi="Times New Roman" w:cs="Times New Roman"/>
-          <w:sz w:val="28"/>
-          <w:szCs w:val="28"/>
-          <w:lang w:val="en-US"/>
-        </w:rPr>
-      </w:pPr>
-    </w:p>
-    <w:p>
-      <w:pPr>
-        <w:spacing w:line="240" w:lineRule="auto"/>
-        <w:rPr>
-          <w:rFonts w:ascii="Times New Roman" w:hAnsi="Times New Roman" w:cs="Times New Roman"/>
-          <w:sz w:val="28"/>
-          <w:szCs w:val="28"/>
-          <w:lang w:val="en-US"/>
-        </w:rPr>
-      </w:pPr>
-    </w:p>
-    <w:p>
-      <w:pPr>
-        <w:spacing w:line="240" w:lineRule="auto"/>
-        <w:rPr>
-          <w:rFonts w:ascii="Times New Roman" w:hAnsi="Times New Roman" w:cs="Times New Roman"/>
-          <w:sz w:val="28"/>
-          <w:szCs w:val="28"/>
-          <w:lang w:val="en-US"/>
-        </w:rPr>
-      </w:pPr>
-    </w:p>
-    <w:p>
-      <w:pPr>
-        <w:spacing w:line="240" w:lineRule="auto"/>
-        <w:ind w:left="708" w:firstLine="708"/>
-        <w:jc w:val="center"/>
-        <w:rPr>
-          <w:rFonts w:ascii="Times New Roman" w:hAnsi="Times New Roman" w:cs="Times New Roman"/>
-          <w:b/>
-          <w:bCs/>
-          <w:sz w:val="28"/>
-          <w:szCs w:val="28"/>
-        </w:rPr>
-      </w:pPr>
-      <w:r>
-        <w:rPr>
-          <w:rFonts w:ascii="Times New Roman" w:eastAsiaTheme="minorEastAsia" w:hAnsi="Times New Roman" w:cs="Times New Roman"/>
-          <w:b/>
-          <w:bCs/>
-          <w:sz w:val="28"/>
-          <w:szCs w:val="28"/>
-        </w:rPr>
-        <w:lastRenderedPageBreak/>
-        <w:t xml:space="preserve">Решение </w:t>
-      </w:r>
-      <w:r>
-        <w:rPr>
-          <w:rFonts w:ascii="Times New Roman" w:hAnsi="Times New Roman" w:cs="Times New Roman"/>
-          <w:b/>
-          <w:bCs/>
-          <w:sz w:val="28"/>
-          <w:szCs w:val="28"/>
-          <w:lang w:val="en-US"/>
-        </w:rPr>
-        <w:t>III</w:t>
-      </w:r>
-      <w:r>
-        <w:rPr>
-          <w:rFonts w:ascii="Times New Roman" w:hAnsi="Times New Roman" w:cs="Times New Roman"/>
-          <w:b/>
-          <w:bCs/>
-          <w:sz w:val="28"/>
-          <w:szCs w:val="28"/>
-        </w:rPr>
-        <w:t xml:space="preserve"> уровня сложности:</w:t>
-      </w:r>
-    </w:p>
-    <w:p>
-      <w:pPr>
-        <w:spacing w:line="240" w:lineRule="auto"/>
-        <w:rPr>
-          <w:rFonts w:ascii="Times New Roman" w:hAnsi="Times New Roman" w:cs="Times New Roman"/>
-          <w:sz w:val="28"/>
-          <w:szCs w:val="28"/>
-          <w:lang w:val="en-US"/>
-        </w:rPr>
-      </w:pPr>
-      <w:r>
-        <w:rPr>
-          <w:rFonts w:ascii="Times New Roman" w:hAnsi="Times New Roman" w:cs="Times New Roman"/>
-          <w:sz w:val="28"/>
-          <w:szCs w:val="28"/>
-        </w:rPr>
-        <w:t>Решение 3 задачи</w:t>
-      </w:r>
-      <w:r>
-        <w:rPr>
-          <w:rFonts w:ascii="Times New Roman" w:hAnsi="Times New Roman" w:cs="Times New Roman"/>
-          <w:sz w:val="28"/>
-          <w:szCs w:val="28"/>
-        </w:rPr>
-        <w:t>:</w:t>
-      </w:r>
-    </w:p>
-    <w:p>
-      <w:pPr>
-        <w:spacing w:line="240" w:lineRule="auto"/>
-        <w:rPr>
-          <w:rFonts w:ascii="Times New Roman" w:hAnsi="Times New Roman" w:cs="Times New Roman"/>
-          <w:sz w:val="28"/>
-          <w:szCs w:val="28"/>
-          <w:lang w:val="en-US"/>
-        </w:rPr>
-      </w:pPr>
-      <w:r>
-        <w:rPr>
-          <w:noProof/>
-        </w:rPr>
-        <w:drawing>
-          <wp:inline distT="0" distB="0" distL="0" distR="0" wp14:anchorId="484A9092" wp14:editId="3A0B4E64">
-            <wp:extent cx="5156200" cy="7903977"/>
-            <wp:effectExtent l="0" t="0" r="6350" b="1905"/>
-            <wp:docPr id="75958088" name="Рисунок 18"/>
-            <wp:cNvGraphicFramePr>
-              <a:graphicFrameLocks xmlns:a="http://schemas.openxmlformats.org/drawingml/2006/main" noChangeAspect="1"/>
-            </wp:cNvGraphicFramePr>
-            <a:graphic xmlns:a="http://schemas.openxmlformats.org/drawingml/2006/main">
-              <a:graphicData uri="http://schemas.openxmlformats.org/drawingml/2006/picture">
-                <pic:pic xmlns:pic="http://schemas.openxmlformats.org/drawingml/2006/picture">
-                  <pic:nvPicPr>
-                    <pic:cNvPr id="0" name="Picture 53"/>
-                    <pic:cNvPicPr>
-                      <a:picLocks noChangeAspect="1" noChangeArrowheads="1"/>
-                    </pic:cNvPicPr>
-                  </pic:nvPicPr>
-                  <pic:blipFill rotWithShape="1">
-                    <a:blip r:embed="rId15" cstate="print">
-                      <a:extLst>
-                        <a:ext uri="{28A0092B-C50C-407E-A947-70E740481C1C}">
-                          <a14:useLocalDpi xmlns:a14="http://schemas.microsoft.com/office/drawing/2010/main" val="0"/>
-                        </a:ext>
-                      </a:extLst>
-                    </a:blip>
-                    <a:srcRect l="3618" t="3566" b="4482"/>
-                    <a:stretch>
-                      <a:fillRect/>
-                    </a:stretch>
-                  </pic:blipFill>
-                  <pic:spPr bwMode="auto">
-                    <a:xfrm>
-                      <a:off x="0" y="0"/>
-                      <a:ext cx="5213054" cy="7991129"/>
-                    </a:xfrm>
-                    <a:prstGeom prst="rect">
-                      <a:avLst/>
-                    </a:prstGeom>
-                    <a:noFill/>
-                    <a:ln>
-                      <a:noFill/>
-                    </a:ln>
-                    <a:extLst>
-                      <a:ext uri="{53640926-AAD7-44D8-BBD7-CCE9431645EC}">
-                        <a14:shadowObscured xmlns:a14="http://schemas.microsoft.com/office/drawing/2010/main"/>
-                      </a:ext>
-                    </a:extLst>
-                  </pic:spPr>
-                </pic:pic>
-              </a:graphicData>
-            </a:graphic>
-          </wp:inline>
-        </w:drawing>
-      </w:r>
-    </w:p>
-    <w:p>
-      <w:pPr>
-        <w:spacing w:line="240" w:lineRule="auto"/>
-        <w:rPr>
-          <w:rFonts w:ascii="Times New Roman" w:hAnsi="Times New Roman" w:cs="Times New Roman"/>
-          <w:sz w:val="28"/>
-          <w:szCs w:val="28"/>
-          <w:lang w:val="en-US"/>
-        </w:rPr>
-      </w:pPr>
-    </w:p>
-    <w:p>
-      <w:pPr>
-        <w:spacing w:line="240" w:lineRule="auto"/>
-        <w:rPr>
-          <w:rFonts w:ascii="Times New Roman" w:hAnsi="Times New Roman" w:cs="Times New Roman"/>
-          <w:sz w:val="28"/>
-          <w:szCs w:val="28"/>
-          <w:lang w:val="en-US"/>
-        </w:rPr>
-      </w:pPr>
-    </w:p>
-    <w:p>
-      <w:pPr>
-        <w:spacing w:line="240" w:lineRule="auto"/>
-        <w:rPr>
-          <w:rFonts w:ascii="Times New Roman" w:hAnsi="Times New Roman" w:cs="Times New Roman"/>
-          <w:sz w:val="28"/>
-          <w:szCs w:val="28"/>
-        </w:rPr>
-      </w:pPr>
-      <w:r>
-        <w:rPr>
-          <w:rFonts w:ascii="Times New Roman" w:hAnsi="Times New Roman" w:cs="Times New Roman"/>
-          <w:sz w:val="28"/>
-          <w:szCs w:val="28"/>
-        </w:rPr>
-        <w:lastRenderedPageBreak/>
-        <w:t>Решение 5 задачи</w:t>
-      </w:r>
-      <w:r>
-        <w:rPr>
-          <w:rFonts w:ascii="Times New Roman" w:hAnsi="Times New Roman" w:cs="Times New Roman"/>
-          <w:sz w:val="28"/>
-          <w:szCs w:val="28"/>
-          <w:lang w:val="en-US"/>
-        </w:rPr>
-        <w:t>:</w:t>
-      </w:r>
-    </w:p>
-    <w:p>
-      <w:pPr>
-        <w:spacing w:line="240" w:lineRule="auto"/>
-        <w:rPr>
-          <w:rFonts w:ascii="Times New Roman" w:hAnsi="Times New Roman" w:cs="Times New Roman"/>
-          <w:sz w:val="28"/>
-          <w:szCs w:val="28"/>
-        </w:rPr>
-      </w:pPr>
-      <w:r>
-        <w:rPr>
-          <w:noProof/>
-        </w:rPr>
-        <w:drawing>
-          <wp:inline distT="0" distB="0" distL="0" distR="0" wp14:anchorId="5BCD6C51" wp14:editId="14080FCF">
-            <wp:extent cx="5283200" cy="8067810"/>
-            <wp:effectExtent l="0" t="0" r="0" b="9525"/>
-            <wp:docPr id="1268959651" name="Рисунок 19"/>
-            <wp:cNvGraphicFramePr>
-              <a:graphicFrameLocks xmlns:a="http://schemas.openxmlformats.org/drawingml/2006/main" noChangeAspect="1"/>
-            </wp:cNvGraphicFramePr>
-            <a:graphic xmlns:a="http://schemas.openxmlformats.org/drawingml/2006/main">
-              <a:graphicData uri="http://schemas.openxmlformats.org/drawingml/2006/picture">
-                <pic:pic xmlns:pic="http://schemas.openxmlformats.org/drawingml/2006/picture">
-                  <pic:nvPicPr>
-                    <pic:cNvPr id="0" name="Picture 55"/>
-                    <pic:cNvPicPr>
-                      <a:picLocks noChangeAspect="1" noChangeArrowheads="1"/>
-                    </pic:cNvPicPr>
-                  </pic:nvPicPr>
-                  <pic:blipFill rotWithShape="1">
-                    <a:blip r:embed="rId16" cstate="print">
-                      <a:extLst>
-                        <a:ext uri="{28A0092B-C50C-407E-A947-70E740481C1C}">
-                          <a14:useLocalDpi xmlns:a14="http://schemas.microsoft.com/office/drawing/2010/main" val="0"/>
-                        </a:ext>
-                      </a:extLst>
-                    </a:blip>
-                    <a:srcRect l="4031" t="3194" b="5576"/>
-                    <a:stretch>
-                      <a:fillRect/>
-                    </a:stretch>
-                  </pic:blipFill>
-                  <pic:spPr bwMode="auto">
-                    <a:xfrm>
-                      <a:off x="0" y="0"/>
-                      <a:ext cx="5301241" cy="8095359"/>
-                    </a:xfrm>
-                    <a:prstGeom prst="rect">
-                      <a:avLst/>
-                    </a:prstGeom>
-                    <a:noFill/>
-                    <a:ln>
-                      <a:noFill/>
-                    </a:ln>
-                    <a:extLst>
-                      <a:ext uri="{53640926-AAD7-44D8-BBD7-CCE9431645EC}">
-                        <a14:shadowObscured xmlns:a14="http://schemas.microsoft.com/office/drawing/2010/main"/>
-                      </a:ext>
-                    </a:extLst>
-                  </pic:spPr>
-                </pic:pic>
-              </a:graphicData>
-            </a:graphic>
-          </wp:inline>
-        </w:drawing>
-      </w:r>
-    </w:p>
-    <w:p>
-      <w:pPr>
-        <w:spacing w:line="240" w:lineRule="auto"/>
-        <w:rPr>
-          <w:rFonts w:ascii="Times New Roman" w:hAnsi="Times New Roman" w:cs="Times New Roman"/>
-          <w:sz w:val="28"/>
-          <w:szCs w:val="28"/>
-        </w:rPr>
-      </w:pPr>
-      <w:r>
-        <w:rPr>
-          <w:rFonts w:ascii="Times New Roman" w:hAnsi="Times New Roman" w:cs="Times New Roman"/>
-          <w:sz w:val="28"/>
-          <w:szCs w:val="28"/>
-        </w:rPr>
-        <w:lastRenderedPageBreak/>
-        <w:t>Решение 7 задачи</w:t>
-      </w:r>
-      <w:r>
-        <w:rPr>
-          <w:rFonts w:ascii="Times New Roman" w:hAnsi="Times New Roman" w:cs="Times New Roman"/>
-          <w:sz w:val="28"/>
-          <w:szCs w:val="28"/>
-        </w:rPr>
-        <w:t>:</w:t>
-      </w:r>
-      <w:r>
-        <w:rPr>
-          <w:noProof/>
-        </w:rPr>
-        <w:drawing>
-          <wp:inline distT="0" distB="0" distL="0" distR="0" wp14:anchorId="59E5B1B9" wp14:editId="0EF6B905">
-            <wp:extent cx="6204030" cy="8932698"/>
-            <wp:effectExtent l="0" t="0" r="6350" b="1905"/>
-            <wp:docPr id="544844025" name="Рисунок 21"/>
-            <wp:cNvGraphicFramePr>
-              <a:graphicFrameLocks xmlns:a="http://schemas.openxmlformats.org/drawingml/2006/main" noChangeAspect="1"/>
-            </wp:cNvGraphicFramePr>
-            <a:graphic xmlns:a="http://schemas.openxmlformats.org/drawingml/2006/main">
-              <a:graphicData uri="http://schemas.openxmlformats.org/drawingml/2006/picture">
-                <pic:pic xmlns:pic="http://schemas.openxmlformats.org/drawingml/2006/picture">
-                  <pic:nvPicPr>
-                    <pic:cNvPr id="0" name="Picture 59"/>
-                    <pic:cNvPicPr>
-                      <a:picLocks noChangeAspect="1" noChangeArrowheads="1"/>
-                    </pic:cNvPicPr>
-                  </pic:nvPicPr>
-                  <pic:blipFill rotWithShape="1">
-                    <a:blip r:embed="rId17" cstate="print">
-                      <a:extLst>
-                        <a:ext uri="{28A0092B-C50C-407E-A947-70E740481C1C}">
-                          <a14:useLocalDpi xmlns:a14="http://schemas.microsoft.com/office/drawing/2010/main" val="0"/>
-                        </a:ext>
-                      </a:extLst>
-                    </a:blip>
-                    <a:srcRect l="3400" t="3570" b="3940"/>
-                    <a:stretch>
-                      <a:fillRect/>
-                    </a:stretch>
-                  </pic:blipFill>
-                  <pic:spPr bwMode="auto">
-                    <a:xfrm>
-                      <a:off x="0" y="0"/>
-                      <a:ext cx="6305585" cy="9078919"/>
-                    </a:xfrm>
-                    <a:prstGeom prst="rect">
-                      <a:avLst/>
-                    </a:prstGeom>
-                    <a:noFill/>
-                    <a:ln>
-                      <a:noFill/>
-                    </a:ln>
-                    <a:extLst>
-                      <a:ext uri="{53640926-AAD7-44D8-BBD7-CCE9431645EC}">
-                        <a14:shadowObscured xmlns:a14="http://schemas.microsoft.com/office/drawing/2010/main"/>
-                      </a:ext>
-                    </a:extLst>
-                  </pic:spPr>
-                </pic:pic>
-              </a:graphicData>
-            </a:graphic>
-          </wp:inline>
-        </w:drawing>
-      </w:r>
-      <w:bookmarkEnd w:id="0"/>
+    </w:p>
+    <w:p>
+      <w:pPr>
+        <w:spacing w:line="240" w:lineRule="auto"/>
+        <w:rPr>
+          <w:rFonts w:ascii="Times New Roman" w:hAnsi="Times New Roman" w:cs="Times New Roman"/>
+          <w:sz w:val="28"/>
+          <w:szCs w:val="28"/>
+        </w:rPr>
+      </w:pPr>
+    </w:p>
+    <w:p>
+      <w:pPr>
+        <w:spacing w:line="240" w:lineRule="auto"/>
+        <w:rPr>
+          <w:rFonts w:ascii="Times New Roman" w:hAnsi="Times New Roman" w:cs="Times New Roman"/>
+          <w:sz w:val="28"/>
+          <w:szCs w:val="28"/>
+        </w:rPr>
+      </w:pPr>
+    </w:p>
+    <w:p>
+      <w:pPr>
+        <w:spacing w:line="240" w:lineRule="auto"/>
+        <w:rPr>
+          <w:rFonts w:ascii="Times New Roman" w:hAnsi="Times New Roman" w:cs="Times New Roman"/>
+          <w:sz w:val="28"/>
+          <w:szCs w:val="28"/>
+        </w:rPr>
+      </w:pPr>
+    </w:p>
+    <w:p>
+      <w:pPr>
+        <w:spacing w:line="240" w:lineRule="auto"/>
+        <w:rPr>
+          <w:rFonts w:ascii="Times New Roman" w:hAnsi="Times New Roman" w:cs="Times New Roman"/>
+          <w:sz w:val="28"/>
+          <w:szCs w:val="28"/>
+        </w:rPr>
+      </w:pPr>
     </w:p>
     <w:p>
       <w:pPr>
@@ -4742,7 +5136,7 @@
                     <pic:cNvPicPr/>
                   </pic:nvPicPr>
                   <pic:blipFill>
-                    <a:blip r:embed="rId18"/>
+                    <a:blip r:embed="rId27"/>
                     <a:stretch>
                       <a:fillRect/>
                     </a:stretch>
@@ -4823,7 +5217,7 @@
                     <pic:cNvPicPr/>
                   </pic:nvPicPr>
                   <pic:blipFill>
-                    <a:blip r:embed="rId19"/>
+                    <a:blip r:embed="rId28"/>
                     <a:stretch>
                       <a:fillRect/>
                     </a:stretch>
@@ -4948,7 +5342,7 @@
                     <pic:cNvPicPr/>
                   </pic:nvPicPr>
                   <pic:blipFill>
-                    <a:blip r:embed="rId20"/>
+                    <a:blip r:embed="rId29"/>
                     <a:stretch>
                       <a:fillRect/>
                     </a:stretch>
@@ -5028,7 +5422,7 @@
                     <pic:cNvPicPr/>
                   </pic:nvPicPr>
                   <pic:blipFill>
-                    <a:blip r:embed="rId21"/>
+                    <a:blip r:embed="rId30"/>
                     <a:stretch>
                       <a:fillRect/>
                     </a:stretch>
@@ -5137,7 +5531,7 @@
                     <pic:cNvPicPr/>
                   </pic:nvPicPr>
                   <pic:blipFill>
-                    <a:blip r:embed="rId22"/>
+                    <a:blip r:embed="rId31"/>
                     <a:stretch>
                       <a:fillRect/>
                     </a:stretch>
@@ -5262,7 +5656,7 @@
                     <pic:cNvPicPr/>
                   </pic:nvPicPr>
                   <pic:blipFill>
-                    <a:blip r:embed="rId23"/>
+                    <a:blip r:embed="rId32"/>
                     <a:stretch>
                       <a:fillRect/>
                     </a:stretch>
@@ -5335,7 +5729,7 @@
                     <pic:cNvPicPr/>
                   </pic:nvPicPr>
                   <pic:blipFill>
-                    <a:blip r:embed="rId24">
+                    <a:blip r:embed="rId33">
                       <a:extLst>
                         <a:ext uri="{28A0092B-C50C-407E-A947-70E740481C1C}">
                           <a14:useLocalDpi xmlns:a14="http://schemas.microsoft.com/office/drawing/2010/main" val="0"/>
@@ -5421,7 +5815,7 @@
                     <pic:cNvPicPr/>
                   </pic:nvPicPr>
                   <pic:blipFill>
-                    <a:blip r:embed="rId25"/>
+                    <a:blip r:embed="rId34"/>
                     <a:stretch>
                       <a:fillRect/>
                     </a:stretch>
@@ -5514,7 +5908,7 @@
                     <pic:cNvPicPr/>
                   </pic:nvPicPr>
                   <pic:blipFill>
-                    <a:blip r:embed="rId26"/>
+                    <a:blip r:embed="rId35"/>
                     <a:stretch>
                       <a:fillRect/>
                     </a:stretch>
@@ -5602,7 +5996,7 @@
                     <pic:cNvPicPr/>
                   </pic:nvPicPr>
                   <pic:blipFill>
-                    <a:blip r:embed="rId27"/>
+                    <a:blip r:embed="rId36"/>
                     <a:stretch>
                       <a:fillRect/>
                     </a:stretch>
@@ -5728,7 +6122,7 @@
                     <pic:cNvPicPr/>
                   </pic:nvPicPr>
                   <pic:blipFill>
-                    <a:blip r:embed="rId28"/>
+                    <a:blip r:embed="rId37"/>
                     <a:stretch>
                       <a:fillRect/>
                     </a:stretch>
@@ -5810,7 +6204,7 @@
                     <pic:cNvPicPr/>
                   </pic:nvPicPr>
                   <pic:blipFill>
-                    <a:blip r:embed="rId29"/>
+                    <a:blip r:embed="rId38"/>
                     <a:stretch>
                       <a:fillRect/>
                     </a:stretch>
@@ -5927,7 +6321,7 @@
                     <pic:cNvPicPr/>
                   </pic:nvPicPr>
                   <pic:blipFill>
-                    <a:blip r:embed="rId30"/>
+                    <a:blip r:embed="rId39"/>
                     <a:stretch>
                       <a:fillRect/>
                     </a:stretch>
